--- a/S8/Analyse Financière/CM.docx
+++ b/S8/Analyse Financière/CM.docx
@@ -1803,6 +1803,362 @@
         <w:t>Les effets à recevoir sont des futurs postes client</w:t>
       </w:r>
     </w:p>
+    <w:p>
+      <w:r>
+        <w:t>Effets à recevoir :</w:t>
+      </w:r>
+    </w:p>
+    <w:p>
+      <w:pPr>
+        <w:pStyle w:val="Paragraphedeliste"/>
+        <w:numPr>
+          <w:ilvl w:val="0"/>
+          <w:numId w:val="1"/>
+        </w:numPr>
+      </w:pPr>
+      <w:r>
+        <w:t>L’effet est un effet de commerce (reconnait d’avoir une dette dans un document qui est nommé « effet de commerce »)</w:t>
+      </w:r>
+    </w:p>
+    <w:p>
+      <w:pPr>
+        <w:pStyle w:val="Paragraphedeliste"/>
+        <w:numPr>
+          <w:ilvl w:val="0"/>
+          <w:numId w:val="1"/>
+        </w:numPr>
+      </w:pPr>
+      <w:r>
+        <w:t>Exemple</w:t>
+      </w:r>
+      <w:r>
+        <w:t>s</w:t>
+      </w:r>
+      <w:r>
+        <w:t> :</w:t>
+      </w:r>
+    </w:p>
+    <w:p>
+      <w:pPr>
+        <w:pStyle w:val="Paragraphedeliste"/>
+        <w:numPr>
+          <w:ilvl w:val="1"/>
+          <w:numId w:val="1"/>
+        </w:numPr>
+      </w:pPr>
+      <w:r>
+        <w:t xml:space="preserve"> </w:t>
+      </w:r>
+      <w:r>
+        <w:t>Chèque</w:t>
+      </w:r>
+      <w:r>
+        <w:t xml:space="preserve"> bancaire (valable 1 an et 8 jours)</w:t>
+      </w:r>
+    </w:p>
+    <w:p>
+      <w:pPr>
+        <w:pStyle w:val="Paragraphedeliste"/>
+        <w:numPr>
+          <w:ilvl w:val="1"/>
+          <w:numId w:val="1"/>
+        </w:numPr>
+      </w:pPr>
+      <w:r>
+        <w:t>Lettre de change (date + échéance) (encaissable après l’échéance)</w:t>
+      </w:r>
+    </w:p>
+    <w:p>
+      <w:pPr>
+        <w:pStyle w:val="Paragraphedeliste"/>
+        <w:numPr>
+          <w:ilvl w:val="1"/>
+          <w:numId w:val="1"/>
+        </w:numPr>
+      </w:pPr>
+      <w:r>
+        <w:t>Billet à ordre (date + échéance) (encaissable après l’échéance)</w:t>
+      </w:r>
+    </w:p>
+    <w:p>
+      <w:r>
+        <w:lastRenderedPageBreak/>
+        <w:t>Dans le bilan passif :</w:t>
+      </w:r>
+    </w:p>
+    <w:p>
+      <w:pPr>
+        <w:pStyle w:val="Paragraphedeliste"/>
+        <w:numPr>
+          <w:ilvl w:val="0"/>
+          <w:numId w:val="1"/>
+        </w:numPr>
+      </w:pPr>
+      <w:r>
+        <w:t>Capital social (argent de base dans l’entreprise)</w:t>
+      </w:r>
+    </w:p>
+    <w:p>
+      <w:pPr>
+        <w:pStyle w:val="Paragraphedeliste"/>
+        <w:numPr>
+          <w:ilvl w:val="0"/>
+          <w:numId w:val="1"/>
+        </w:numPr>
+      </w:pPr>
+      <w:r>
+        <w:t>Primes d’émission (à chaque augmentation du capital social)</w:t>
+      </w:r>
+    </w:p>
+    <w:p>
+      <w:pPr>
+        <w:pStyle w:val="Paragraphedeliste"/>
+        <w:numPr>
+          <w:ilvl w:val="0"/>
+          <w:numId w:val="1"/>
+        </w:numPr>
+      </w:pPr>
+      <w:r>
+        <w:t>Ecarts de réévaluation (quasi jamais dans le bilan</w:t>
+      </w:r>
+      <w:r>
+        <w:t xml:space="preserve"> [2 fois en 70 ans]</w:t>
+      </w:r>
+      <w:r>
+        <w:t>)</w:t>
+      </w:r>
+    </w:p>
+    <w:p>
+      <w:pPr>
+        <w:pStyle w:val="Paragraphedeliste"/>
+        <w:numPr>
+          <w:ilvl w:val="0"/>
+          <w:numId w:val="1"/>
+        </w:numPr>
+      </w:pPr>
+      <w:r>
+        <w:t>Réserves (sommes des réserves)</w:t>
+      </w:r>
+    </w:p>
+    <w:p>
+      <w:pPr>
+        <w:pStyle w:val="Paragraphedeliste"/>
+        <w:numPr>
+          <w:ilvl w:val="0"/>
+          <w:numId w:val="1"/>
+        </w:numPr>
+      </w:pPr>
+      <w:r>
+        <w:t>Report à nouveau</w:t>
+      </w:r>
+    </w:p>
+    <w:p>
+      <w:pPr>
+        <w:pStyle w:val="Paragraphedeliste"/>
+        <w:numPr>
+          <w:ilvl w:val="0"/>
+          <w:numId w:val="1"/>
+        </w:numPr>
+      </w:pPr>
+      <w:r>
+        <w:t>Résultat de l’exercice</w:t>
+      </w:r>
+    </w:p>
+    <w:p>
+      <w:r>
+        <w:t>Donne le SNC (Situation Nette Comptable)</w:t>
+      </w:r>
+    </w:p>
+    <w:p/>
+    <w:p>
+      <w:r>
+        <w:t xml:space="preserve">Première utilisation du </w:t>
+      </w:r>
+      <w:r>
+        <w:t>SNC :</w:t>
+      </w:r>
+    </w:p>
+    <w:p>
+      <w:pPr>
+        <w:pStyle w:val="Paragraphedeliste"/>
+        <w:numPr>
+          <w:ilvl w:val="0"/>
+          <w:numId w:val="1"/>
+        </w:numPr>
+      </w:pPr>
+      <w:r>
+        <w:t>SNC &gt; 50% du capital social</w:t>
+      </w:r>
+    </w:p>
+    <w:p>
+      <w:r>
+        <w:t>Si SNC &lt; 50% l’entreprise doit convoquer une AG extraordinaire</w:t>
+      </w:r>
+      <w:r>
+        <w:t xml:space="preserve"> en plus de l’AG ordinaire</w:t>
+      </w:r>
+    </w:p>
+    <w:p/>
+    <w:p>
+      <w:r>
+        <w:t>Deuxième utilisation :</w:t>
+      </w:r>
+    </w:p>
+    <w:p>
+      <w:pPr>
+        <w:pStyle w:val="Paragraphedeliste"/>
+        <w:numPr>
+          <w:ilvl w:val="0"/>
+          <w:numId w:val="1"/>
+        </w:numPr>
+      </w:pPr>
+      <w:r>
+        <w:t>Dettes financières globale / SNC &lt; 1</w:t>
+      </w:r>
+    </w:p>
+    <w:p>
+      <w:r>
+        <w:t>Si &gt;1 alors l’entreprise est endettée</w:t>
+      </w:r>
+    </w:p>
+    <w:p/>
+    <w:p>
+      <w:r>
+        <w:t>Troisième usage </w:t>
+      </w:r>
+      <w:r>
+        <w:t xml:space="preserve">(on ne l’utilise pas) </w:t>
+      </w:r>
+      <w:r>
+        <w:t>ici :</w:t>
+      </w:r>
+    </w:p>
+    <w:p>
+      <w:pPr>
+        <w:pStyle w:val="Paragraphedeliste"/>
+        <w:numPr>
+          <w:ilvl w:val="0"/>
+          <w:numId w:val="1"/>
+        </w:numPr>
+      </w:pPr>
+      <w:r>
+        <w:t>Valeurs mathématique</w:t>
+      </w:r>
+    </w:p>
+    <w:p/>
+    <w:p>
+      <w:r>
+        <w:t>2 formes de remplacements :</w:t>
+      </w:r>
+    </w:p>
+    <w:p>
+      <w:pPr>
+        <w:pStyle w:val="Paragraphedeliste"/>
+        <w:numPr>
+          <w:ilvl w:val="0"/>
+          <w:numId w:val="1"/>
+        </w:numPr>
+      </w:pPr>
+      <w:r>
+        <w:t>Remplacer du matériel vétuste</w:t>
+      </w:r>
+    </w:p>
+    <w:p>
+      <w:pPr>
+        <w:pStyle w:val="Paragraphedeliste"/>
+        <w:numPr>
+          <w:ilvl w:val="0"/>
+          <w:numId w:val="1"/>
+        </w:numPr>
+      </w:pPr>
+      <w:r>
+        <w:t>Ajout de matériel pour rajouter de la production (investissement de croissance)</w:t>
+      </w:r>
+    </w:p>
+    <w:p/>
+    <w:p/>
+    <w:p>
+      <w:pPr>
+        <w:pStyle w:val="Titre2"/>
+      </w:pPr>
+      <w:r>
+        <w:t>Chapitre 2</w:t>
+      </w:r>
+    </w:p>
+    <w:p>
+      <w:r>
+        <w:t>Résultat d’exploitation</w:t>
+      </w:r>
+      <w:r>
+        <w:t xml:space="preserve"> (GG)</w:t>
+      </w:r>
+      <w:r>
+        <w:t xml:space="preserve"> + résultat financier</w:t>
+      </w:r>
+      <w:r>
+        <w:t xml:space="preserve"> (GV)</w:t>
+      </w:r>
+      <w:r>
+        <w:t xml:space="preserve"> + résultat exceptionnel </w:t>
+      </w:r>
+      <w:r>
+        <w:t xml:space="preserve">(HI) </w:t>
+      </w:r>
+      <w:r>
+        <w:t>– IS</w:t>
+      </w:r>
+      <w:r>
+        <w:t xml:space="preserve"> </w:t>
+      </w:r>
+      <w:r>
+        <w:t>– participation = RNC</w:t>
+      </w:r>
+      <w:r>
+        <w:t xml:space="preserve"> (HN)</w:t>
+      </w:r>
+    </w:p>
+    <w:p>
+      <w:r>
+        <w:t>Un résultat positif dans le résultat d’exploitation veut dire que l’entreprise gagne de l’argent sur son secteur principal.</w:t>
+      </w:r>
+    </w:p>
+    <w:p>
+      <w:r>
+        <w:t>Résultat financier = différence entre les produits financier</w:t>
+      </w:r>
+      <w:r>
+        <w:t xml:space="preserve"> (placements</w:t>
+      </w:r>
+      <w:r>
+        <w:t xml:space="preserve"> en bourse</w:t>
+      </w:r>
+      <w:r>
+        <w:t>)</w:t>
+      </w:r>
+      <w:r>
+        <w:t xml:space="preserve"> et les charges financière.</w:t>
+      </w:r>
+    </w:p>
+    <w:p>
+      <w:r>
+        <w:t>Résultat financier = produits financiers – charge financière</w:t>
+      </w:r>
+    </w:p>
+    <w:p>
+      <w:r>
+        <w:lastRenderedPageBreak/>
+        <w:t>Résultat exceptionnel</w:t>
+      </w:r>
+      <w:r>
+        <w:t xml:space="preserve"> = produits qui ne se reproduit pas de façon récurrente (vente de machine…)</w:t>
+      </w:r>
+    </w:p>
+    <w:p>
+      <w:r>
+        <w:t>IS = impôts société</w:t>
+      </w:r>
+    </w:p>
+    <w:p/>
     <w:sectPr>
       <w:pgSz w:w="11906" w:h="16838"/>
       <w:pgMar w:top="1417" w:right="1417" w:bottom="1417" w:left="1417" w:header="708" w:footer="708" w:gutter="0"/>
@@ -1831,7 +2187,7 @@
         <w:rFonts w:ascii="Aptos" w:eastAsiaTheme="minorHAnsi" w:hAnsi="Aptos" w:cstheme="minorBidi" w:hint="default"/>
       </w:rPr>
     </w:lvl>
-    <w:lvl w:ilvl="1" w:tplc="040C0003" w:tentative="1">
+    <w:lvl w:ilvl="1" w:tplc="040C0003">
       <w:start w:val="1"/>
       <w:numFmt w:val="bullet"/>
       <w:lvlText w:val="o"/>

--- a/S8/Analyse Financière/CM.docx
+++ b/S8/Analyse Financière/CM.docx
@@ -83,7 +83,15 @@
     </w:p>
     <w:p>
       <w:r>
-        <w:t>Exigible = l’entreprise à épuisé tous les délais possibles</w:t>
+        <w:t xml:space="preserve">Exigible = l’entreprise </w:t>
+      </w:r>
+      <w:proofErr w:type="spellStart"/>
+      <w:r>
+        <w:t>à</w:t>
+      </w:r>
+      <w:proofErr w:type="spellEnd"/>
+      <w:r>
+        <w:t xml:space="preserve"> épuisé tous les délais possibles</w:t>
       </w:r>
     </w:p>
     <w:p>
@@ -215,6 +223,11 @@
     </w:p>
     <w:p/>
     <w:p/>
+    <w:p>
+      <w:r>
+        <w:br w:type="page"/>
+      </w:r>
+    </w:p>
     <w:p/>
     <w:p>
       <w:pPr>
@@ -387,21 +400,30 @@
     </w:p>
     <w:p>
       <w:r>
-        <w:t>Un actif en moins est de l’épargne. Elle met de l’argent de coté pour remplacer un bien qui sera entièrement amorti.</w:t>
-      </w:r>
-    </w:p>
-    <w:p>
-      <w:pPr>
-        <w:rPr>
-          <w:b/>
-          <w:bCs/>
-        </w:rPr>
-      </w:pPr>
-      <w:r>
-        <w:rPr>
-          <w:b/>
-          <w:bCs/>
-        </w:rPr>
+        <w:t xml:space="preserve">Un actif en moins est de l’épargne. Elle met de l’argent de </w:t>
+      </w:r>
+      <w:proofErr w:type="spellStart"/>
+      <w:r>
+        <w:t>coté</w:t>
+      </w:r>
+      <w:proofErr w:type="spellEnd"/>
+      <w:r>
+        <w:t xml:space="preserve"> pour remplacer un bien qui sera entièrement amorti.</w:t>
+      </w:r>
+    </w:p>
+    <w:p>
+      <w:pPr>
+        <w:rPr>
+          <w:b/>
+          <w:bCs/>
+        </w:rPr>
+      </w:pPr>
+      <w:r>
+        <w:rPr>
+          <w:b/>
+          <w:bCs/>
+        </w:rPr>
+        <w:lastRenderedPageBreak/>
         <w:t>Dans le bilan :</w:t>
       </w:r>
     </w:p>
@@ -624,6 +646,7 @@
         </w:numPr>
       </w:pPr>
       <w:r>
+        <w:lastRenderedPageBreak/>
         <w:t>3. Réserves facultative</w:t>
       </w:r>
     </w:p>
@@ -768,7 +791,15 @@
     </w:p>
     <w:p>
       <w:r>
-        <w:t>Un bilan n’a pas tout les élément qui permettent de répondre à la question de l’équilibre (certaines infos pas à la bonne place)</w:t>
+        <w:t xml:space="preserve">Un bilan n’a pas </w:t>
+      </w:r>
+      <w:proofErr w:type="spellStart"/>
+      <w:r>
+        <w:t>tout</w:t>
+      </w:r>
+      <w:proofErr w:type="spellEnd"/>
+      <w:r>
+        <w:t xml:space="preserve"> les élément qui permettent de répondre à la question de l’équilibre (certaines infos pas à la bonne place)</w:t>
       </w:r>
     </w:p>
     <w:p>
@@ -819,25 +850,525 @@
         </w:rPr>
       </w:pPr>
       <w:r>
+        <w:t xml:space="preserve">La colonne de net n’existe plus car le </w:t>
+      </w:r>
+      <w:r>
+        <w:rPr>
+          <w:b/>
+          <w:bCs/>
+        </w:rPr>
+        <w:t>net = brut + A/P</w:t>
+      </w:r>
+      <w:r>
+        <w:t xml:space="preserve"> et qu’il n’y a plus d’</w:t>
+      </w:r>
+      <w:r>
+        <w:rPr>
+          <w:b/>
+          <w:bCs/>
+        </w:rPr>
+        <w:t>A/P</w:t>
+      </w:r>
+    </w:p>
+    <w:p>
+      <w:pPr>
+        <w:rPr>
+          <w:b/>
+          <w:bCs/>
+        </w:rPr>
+      </w:pPr>
+      <w:r>
+        <w:t xml:space="preserve">Donc </w:t>
+      </w:r>
+      <w:r>
+        <w:rPr>
+          <w:b/>
+          <w:bCs/>
+        </w:rPr>
+        <w:t>Brut actif = Brut passif</w:t>
+      </w:r>
+    </w:p>
+    <w:p/>
+    <w:p>
+      <w:r>
+        <w:t>2</w:t>
+      </w:r>
+      <w:r>
+        <w:rPr>
+          <w:vertAlign w:val="superscript"/>
+        </w:rPr>
+        <w:t>ème</w:t>
+      </w:r>
+      <w:r>
+        <w:t xml:space="preserve"> retraitement, les </w:t>
+      </w:r>
+      <w:r>
+        <w:rPr>
+          <w:b/>
+          <w:bCs/>
+        </w:rPr>
+        <w:t>C</w:t>
+      </w:r>
+      <w:r>
+        <w:rPr>
+          <w:b/>
+          <w:bCs/>
+        </w:rPr>
+        <w:t xml:space="preserve">oncours </w:t>
+      </w:r>
+      <w:r>
+        <w:rPr>
+          <w:b/>
+          <w:bCs/>
+        </w:rPr>
+        <w:t>B</w:t>
+      </w:r>
+      <w:r>
+        <w:rPr>
+          <w:b/>
+          <w:bCs/>
+        </w:rPr>
+        <w:t xml:space="preserve">ancaires </w:t>
+      </w:r>
+      <w:r>
+        <w:rPr>
+          <w:b/>
+          <w:bCs/>
+        </w:rPr>
+        <w:t>C</w:t>
+      </w:r>
+      <w:r>
+        <w:rPr>
+          <w:b/>
+          <w:bCs/>
+        </w:rPr>
+        <w:t xml:space="preserve">ourants et Solde </w:t>
+      </w:r>
+      <w:r>
+        <w:rPr>
+          <w:b/>
+          <w:bCs/>
+        </w:rPr>
+        <w:t>C</w:t>
+      </w:r>
+      <w:r>
+        <w:rPr>
+          <w:b/>
+          <w:bCs/>
+        </w:rPr>
+        <w:t xml:space="preserve">réditeurs de </w:t>
+      </w:r>
+      <w:r>
+        <w:rPr>
+          <w:b/>
+          <w:bCs/>
+        </w:rPr>
+        <w:t>B</w:t>
+      </w:r>
+      <w:r>
+        <w:rPr>
+          <w:b/>
+          <w:bCs/>
+        </w:rPr>
+        <w:t>anques</w:t>
+      </w:r>
+      <w:r>
+        <w:t xml:space="preserve"> (</w:t>
+      </w:r>
+      <w:r>
+        <w:rPr>
+          <w:b/>
+          <w:bCs/>
+        </w:rPr>
+        <w:t>CBC/SCB</w:t>
+      </w:r>
+      <w:r>
+        <w:t>)</w:t>
+      </w:r>
+      <w:r>
+        <w:t xml:space="preserve"> (-1an)</w:t>
+      </w:r>
+    </w:p>
+    <w:p>
+      <w:r>
+        <w:t>CBC réfère aux compte courant de l’entreprise</w:t>
+      </w:r>
+    </w:p>
+    <w:p>
+      <w:r>
+        <w:t xml:space="preserve">SCB = découvert </w:t>
+      </w:r>
+      <w:r>
+        <w:t>bancaire</w:t>
+      </w:r>
+      <w:r>
+        <w:t xml:space="preserve"> </w:t>
+      </w:r>
+    </w:p>
+    <w:p>
+      <w:r>
+        <w:t>Solde créditeur = besoin d’argent</w:t>
+      </w:r>
+    </w:p>
+    <w:p>
+      <w:r>
         <w:lastRenderedPageBreak/>
-        <w:t xml:space="preserve">La colonne de net n’existe plus car le </w:t>
-      </w:r>
-      <w:r>
-        <w:rPr>
-          <w:b/>
-          <w:bCs/>
-        </w:rPr>
-        <w:t>net = brut + A/P</w:t>
-      </w:r>
-      <w:r>
-        <w:t xml:space="preserve"> et qu’il n’y a plus d’</w:t>
-      </w:r>
-      <w:r>
-        <w:rPr>
-          <w:b/>
-          <w:bCs/>
-        </w:rPr>
-        <w:t>A/P</w:t>
+        <w:t>On déplace cela dans une ligne trésorerie de(s) passif dans le passif</w:t>
+      </w:r>
+      <w:r>
+        <w:t xml:space="preserve"> qui est à cré</w:t>
+      </w:r>
+      <w:r>
+        <w:t>er</w:t>
+      </w:r>
+      <w:r>
+        <w:t xml:space="preserve"> (on prend les </w:t>
+      </w:r>
+      <w:r>
+        <w:rPr>
+          <w:b/>
+          <w:bCs/>
+        </w:rPr>
+        <w:t>emprunts – CBC/SCB</w:t>
+      </w:r>
+      <w:r>
+        <w:t>)</w:t>
+      </w:r>
+    </w:p>
+    <w:p/>
+    <w:p>
+      <w:pPr>
+        <w:rPr>
+          <w:b/>
+          <w:bCs/>
+        </w:rPr>
+      </w:pPr>
+      <w:r>
+        <w:rPr>
+          <w:b/>
+          <w:bCs/>
+        </w:rPr>
+        <w:t>Etape de regroupement :</w:t>
+      </w:r>
+    </w:p>
+    <w:p>
+      <w:r>
+        <w:t xml:space="preserve">Dans les masses bilancielle </w:t>
+      </w:r>
+      <w:r>
+        <w:rPr>
+          <w:b/>
+          <w:bCs/>
+        </w:rPr>
+        <w:t>E = R</w:t>
+      </w:r>
+    </w:p>
+    <w:p>
+      <w:r>
+        <w:t>Actif = E = Emplois</w:t>
+      </w:r>
+    </w:p>
+    <w:p>
+      <w:r>
+        <w:t xml:space="preserve">Passif = R = </w:t>
+      </w:r>
+    </w:p>
+    <w:p/>
+    <w:p>
+      <w:r>
+        <w:t>Tout est en brut dans l’Actif</w:t>
+      </w:r>
+    </w:p>
+    <w:p>
+      <w:r>
+        <w:t>Dans l’actif :</w:t>
+      </w:r>
+    </w:p>
+    <w:p>
+      <w:pPr>
+        <w:pStyle w:val="Paragraphedeliste"/>
+        <w:numPr>
+          <w:ilvl w:val="0"/>
+          <w:numId w:val="1"/>
+        </w:numPr>
+      </w:pPr>
+      <w:r>
+        <w:t>AI : actif Immobilisé</w:t>
+      </w:r>
+      <w:r>
+        <w:t xml:space="preserve"> (Outil de production [</w:t>
+      </w:r>
+      <w:r>
+        <w:t>ses investissements</w:t>
+      </w:r>
+      <w:r>
+        <w:t>])</w:t>
+      </w:r>
+    </w:p>
+    <w:p>
+      <w:pPr>
+        <w:pStyle w:val="Paragraphedeliste"/>
+        <w:numPr>
+          <w:ilvl w:val="0"/>
+          <w:numId w:val="1"/>
+        </w:numPr>
+      </w:pPr>
+      <w:r>
+        <w:t xml:space="preserve">AC : </w:t>
+      </w:r>
+      <w:r>
+        <w:t>Actif Circulant (exploitation de l’entreprise</w:t>
+      </w:r>
+      <w:r>
+        <w:t xml:space="preserve"> [stocks et postes client]</w:t>
+      </w:r>
+      <w:r>
+        <w:t>)</w:t>
+      </w:r>
+    </w:p>
+    <w:p>
+      <w:pPr>
+        <w:pStyle w:val="Paragraphedeliste"/>
+        <w:numPr>
+          <w:ilvl w:val="0"/>
+          <w:numId w:val="1"/>
+        </w:numPr>
+      </w:pPr>
+      <w:r>
+        <w:t>TA :</w:t>
+      </w:r>
+      <w:r>
+        <w:t xml:space="preserve"> trésorerie d’Actif (l’argent que détient l’entreprise)</w:t>
+      </w:r>
+    </w:p>
+    <w:p/>
+    <w:p>
+      <w:r>
+        <w:t>Dans le Passif :</w:t>
+      </w:r>
+    </w:p>
+    <w:p>
+      <w:pPr>
+        <w:pStyle w:val="Paragraphedeliste"/>
+        <w:numPr>
+          <w:ilvl w:val="0"/>
+          <w:numId w:val="1"/>
+        </w:numPr>
+      </w:pPr>
+      <w:r>
+        <w:t>KP</w:t>
+      </w:r>
+      <w:r>
+        <w:t xml:space="preserve"> (</w:t>
+      </w:r>
+      <w:r>
+        <w:t xml:space="preserve">+ </w:t>
+      </w:r>
+      <w:r>
+        <w:t>A/P)</w:t>
+      </w:r>
+      <w:r>
+        <w:t> :</w:t>
+      </w:r>
+      <w:r>
+        <w:t xml:space="preserve"> </w:t>
+      </w:r>
+      <w:r>
+        <w:t>Capitaux propres (ce qui appartient à l’entreprise)</w:t>
+      </w:r>
+    </w:p>
+    <w:p>
+      <w:pPr>
+        <w:pStyle w:val="Paragraphedeliste"/>
+        <w:numPr>
+          <w:ilvl w:val="0"/>
+          <w:numId w:val="1"/>
+        </w:numPr>
+      </w:pPr>
+      <w:r>
+        <w:t>DLMT (</w:t>
+      </w:r>
+      <w:r>
+        <w:t xml:space="preserve">- </w:t>
+      </w:r>
+      <w:r>
+        <w:t>CBC/SCB) :</w:t>
+      </w:r>
+      <w:r>
+        <w:t xml:space="preserve"> </w:t>
+      </w:r>
+      <w:r>
+        <w:t>Dettes à Long et Moyen Terme</w:t>
+      </w:r>
+      <w:r>
+        <w:t xml:space="preserve"> (appartiennent au</w:t>
+      </w:r>
+      <w:r>
+        <w:t>x</w:t>
+      </w:r>
+      <w:r>
+        <w:t xml:space="preserve"> banque</w:t>
+      </w:r>
+      <w:r>
+        <w:t>s</w:t>
+      </w:r>
+      <w:r>
+        <w:t>)</w:t>
+      </w:r>
+    </w:p>
+    <w:p>
+      <w:pPr>
+        <w:pStyle w:val="Paragraphedeliste"/>
+        <w:numPr>
+          <w:ilvl w:val="0"/>
+          <w:numId w:val="1"/>
+        </w:numPr>
+      </w:pPr>
+      <w:r>
+        <w:t>PC :</w:t>
+      </w:r>
+      <w:r>
+        <w:t xml:space="preserve"> </w:t>
+      </w:r>
+      <w:r>
+        <w:t>Passifs Circulant (Postes fournisseurs)</w:t>
+      </w:r>
+    </w:p>
+    <w:p>
+      <w:pPr>
+        <w:pStyle w:val="Paragraphedeliste"/>
+        <w:numPr>
+          <w:ilvl w:val="0"/>
+          <w:numId w:val="1"/>
+        </w:numPr>
+      </w:pPr>
+      <w:r>
+        <w:t>TP (</w:t>
+      </w:r>
+      <w:r>
+        <w:t xml:space="preserve">+ </w:t>
+      </w:r>
+      <w:r>
+        <w:t>CBC/SCB) :</w:t>
+      </w:r>
+      <w:r>
+        <w:t xml:space="preserve"> </w:t>
+      </w:r>
+      <w:r>
+        <w:t>Trésorerie de passif (CBC/SCB qu’on a extrait des DLMT)</w:t>
+      </w:r>
+    </w:p>
+    <w:p/>
+    <w:p>
+      <w:pPr>
+        <w:rPr>
+          <w:b/>
+          <w:bCs/>
+        </w:rPr>
+      </w:pPr>
+      <w:r>
+        <w:rPr>
+          <w:b/>
+          <w:bCs/>
+        </w:rPr>
+        <w:t>Etape de calcul :</w:t>
+      </w:r>
+    </w:p>
+    <w:p>
+      <w:r>
+        <w:t>3 cycles :</w:t>
+      </w:r>
+    </w:p>
+    <w:p>
+      <w:pPr>
+        <w:pStyle w:val="Paragraphedeliste"/>
+        <w:numPr>
+          <w:ilvl w:val="0"/>
+          <w:numId w:val="1"/>
+        </w:numPr>
+      </w:pPr>
+      <w:r>
+        <w:t>Prod</w:t>
+      </w:r>
+      <w:r>
+        <w:t xml:space="preserve"> (AI &amp; KP &amp; DLMT)</w:t>
+      </w:r>
+    </w:p>
+    <w:p>
+      <w:pPr>
+        <w:pStyle w:val="Paragraphedeliste"/>
+        <w:numPr>
+          <w:ilvl w:val="0"/>
+          <w:numId w:val="1"/>
+        </w:numPr>
+      </w:pPr>
+      <w:r>
+        <w:t>Exploit</w:t>
+      </w:r>
+      <w:r>
+        <w:t xml:space="preserve"> </w:t>
+      </w:r>
+      <w:r>
+        <w:t>(AC</w:t>
+      </w:r>
+      <w:r>
+        <w:t xml:space="preserve"> &amp; PC)</w:t>
+      </w:r>
+    </w:p>
+    <w:p>
+      <w:pPr>
+        <w:pStyle w:val="Paragraphedeliste"/>
+        <w:numPr>
+          <w:ilvl w:val="0"/>
+          <w:numId w:val="1"/>
+        </w:numPr>
+      </w:pPr>
+      <w:r>
+        <w:t>Trésorerie</w:t>
+      </w:r>
+      <w:r>
+        <w:t xml:space="preserve"> (TA &amp; TP)</w:t>
+      </w:r>
+    </w:p>
+    <w:p>
+      <w:r>
+        <w:t xml:space="preserve">En faisant un agrégat de ces 3 catégories on saura </w:t>
+      </w:r>
+      <w:r>
+        <w:t>s’il</w:t>
+      </w:r>
+      <w:r>
+        <w:t xml:space="preserve"> est équilibré</w:t>
+      </w:r>
+    </w:p>
+    <w:p>
+      <w:r>
+        <w:t>On commence toujours par le haut de bilan (cycle de prod)</w:t>
+      </w:r>
+    </w:p>
+    <w:p>
+      <w:r>
+        <w:t>On ajoute KP et DLMT (</w:t>
+      </w:r>
+      <w:r>
+        <w:rPr>
+          <w:b/>
+          <w:bCs/>
+        </w:rPr>
+        <w:t>KP + DLMT = Capitaux Permanents</w:t>
+      </w:r>
+      <w:r>
+        <w:t>)</w:t>
+      </w:r>
+    </w:p>
+    <w:p>
+      <w:r>
+        <w:t>Ce sont des ressources stables (permanentes, de moyen/long termes)</w:t>
+      </w:r>
+    </w:p>
+    <w:p>
+      <w:r>
+        <w:t>Elles vont servir à financer l’AI</w:t>
       </w:r>
     </w:p>
     <w:p>
@@ -855,150 +1386,411 @@
           <w:b/>
           <w:bCs/>
         </w:rPr>
-        <w:t>Brut actif = Brut passif</w:t>
-      </w:r>
-    </w:p>
-    <w:p/>
-    <w:p>
-      <w:r>
-        <w:t>2</w:t>
-      </w:r>
-      <w:r>
-        <w:rPr>
-          <w:vertAlign w:val="superscript"/>
-        </w:rPr>
-        <w:t>ème</w:t>
-      </w:r>
-      <w:r>
-        <w:t xml:space="preserve"> retraitement, les </w:t>
-      </w:r>
-      <w:r>
-        <w:rPr>
-          <w:b/>
-          <w:bCs/>
-        </w:rPr>
-        <w:t>C</w:t>
-      </w:r>
-      <w:r>
-        <w:rPr>
-          <w:b/>
-          <w:bCs/>
-        </w:rPr>
-        <w:t xml:space="preserve">oncours </w:t>
-      </w:r>
-      <w:r>
-        <w:rPr>
-          <w:b/>
-          <w:bCs/>
-        </w:rPr>
-        <w:t>B</w:t>
-      </w:r>
-      <w:r>
-        <w:rPr>
-          <w:b/>
-          <w:bCs/>
-        </w:rPr>
-        <w:t xml:space="preserve">ancaires </w:t>
-      </w:r>
-      <w:r>
-        <w:rPr>
-          <w:b/>
-          <w:bCs/>
-        </w:rPr>
-        <w:t>C</w:t>
-      </w:r>
-      <w:r>
-        <w:rPr>
-          <w:b/>
-          <w:bCs/>
-        </w:rPr>
-        <w:t xml:space="preserve">ourants et Solde </w:t>
-      </w:r>
-      <w:r>
-        <w:rPr>
-          <w:b/>
-          <w:bCs/>
-        </w:rPr>
-        <w:t>C</w:t>
-      </w:r>
-      <w:r>
-        <w:rPr>
-          <w:b/>
-          <w:bCs/>
-        </w:rPr>
-        <w:t xml:space="preserve">réditeurs de </w:t>
-      </w:r>
-      <w:r>
-        <w:rPr>
-          <w:b/>
-          <w:bCs/>
-        </w:rPr>
-        <w:t>B</w:t>
-      </w:r>
-      <w:r>
-        <w:rPr>
-          <w:b/>
-          <w:bCs/>
-        </w:rPr>
-        <w:t>anques</w:t>
-      </w:r>
-      <w:r>
-        <w:t xml:space="preserve"> (</w:t>
-      </w:r>
-      <w:r>
-        <w:rPr>
-          <w:b/>
-          <w:bCs/>
-        </w:rPr>
-        <w:t>CBC/SCB</w:t>
+        <w:t xml:space="preserve">Capitaux Permanents </w:t>
+      </w:r>
+      <w:r>
+        <w:rPr>
+          <w:b/>
+          <w:bCs/>
+        </w:rPr>
+        <w:t>- AI</w:t>
+      </w:r>
+      <w:r>
+        <w:rPr>
+          <w:b/>
+          <w:bCs/>
+        </w:rPr>
+        <w:t xml:space="preserve"> = Fonds de roulement (FR)</w:t>
+      </w:r>
+    </w:p>
+    <w:p>
+      <w:r>
+        <w:t>Le FR doit être positif (c’est une exigence dans la plupart des entreprises)</w:t>
+      </w:r>
+    </w:p>
+    <w:p>
+      <w:r>
+        <w:t>Un FR positif = outil de prod correctement financé</w:t>
+      </w:r>
+      <w:r>
+        <w:t xml:space="preserve"> (avec des ressources stables)</w:t>
+      </w:r>
+    </w:p>
+    <w:p/>
+    <w:p>
+      <w:r>
+        <w:lastRenderedPageBreak/>
+        <w:t>Puis on fait le cycle d’exploitation</w:t>
+      </w:r>
+    </w:p>
+    <w:p>
+      <w:r>
+        <w:t>L’Actif circulant est u problème à gérer</w:t>
+      </w:r>
+      <w:r>
+        <w:t xml:space="preserve"> (le temps s’écoule à chaque process avant de toucher l’argent)</w:t>
+      </w:r>
+      <w:r>
+        <w:t>, c’est du temps qui joue contre nous</w:t>
+      </w:r>
+    </w:p>
+    <w:p>
+      <w:r>
+        <w:t>L’argent qu’on doit au fournissant c’est du temps qui joue pour nous car on a toujours l’argent tant que le fournisseur n’est pas payé</w:t>
+      </w:r>
+    </w:p>
+    <w:p>
+      <w:pPr>
+        <w:rPr>
+          <w:b/>
+          <w:bCs/>
+        </w:rPr>
+      </w:pPr>
+      <w:r>
+        <w:rPr>
+          <w:b/>
+          <w:bCs/>
+        </w:rPr>
+        <w:t>AC – PC = Besoin en fonds de roulement</w:t>
+      </w:r>
+      <w:r>
+        <w:rPr>
+          <w:b/>
+          <w:bCs/>
+        </w:rPr>
+        <w:t xml:space="preserve"> (BFR)</w:t>
+      </w:r>
+    </w:p>
+    <w:p>
+      <w:r>
+        <w:t>Besoin en financement du cycle d’exploitation</w:t>
+      </w:r>
+    </w:p>
+    <w:p>
+      <w:r>
+        <w:t xml:space="preserve">Si le BFR est positif l’entreprise </w:t>
+      </w:r>
+      <w:proofErr w:type="spellStart"/>
+      <w:r>
+        <w:t>à</w:t>
+      </w:r>
+      <w:proofErr w:type="spellEnd"/>
+      <w:r>
+        <w:t xml:space="preserve"> besoin d’argent pour financer son cycle d’exploitation</w:t>
+      </w:r>
+    </w:p>
+    <w:p>
+      <w:r>
+        <w:t xml:space="preserve">Dans certaines entreprise faire un BFR positif </w:t>
+      </w:r>
+      <w:r>
+        <w:t>ce n’est pas</w:t>
+      </w:r>
+      <w:r>
+        <w:t xml:space="preserve"> possible autrement</w:t>
+      </w:r>
+    </w:p>
+    <w:p>
+      <w:r>
+        <w:t xml:space="preserve">La taille du BFR va dépendre aussi du niveau d’activité (Chiffre </w:t>
+      </w:r>
+      <w:r>
+        <w:t>d’affaires</w:t>
       </w:r>
       <w:r>
         <w:t>)</w:t>
       </w:r>
-      <w:r>
-        <w:t xml:space="preserve"> (-1an)</w:t>
-      </w:r>
-    </w:p>
-    <w:p>
-      <w:r>
-        <w:t>CBC réfère aux compte courant de l’entreprise</w:t>
-      </w:r>
-    </w:p>
-    <w:p>
-      <w:r>
-        <w:t xml:space="preserve">SCB = découvert </w:t>
-      </w:r>
-      <w:r>
-        <w:t>bancaire</w:t>
+    </w:p>
+    <w:p>
+      <w:r>
+        <w:t>Le BFR est financé par le FR, si le FR &gt; BFR alors le bilan est équilibré</w:t>
+      </w:r>
+    </w:p>
+    <w:p>
+      <w:r>
+        <w:t>Si le FR &lt; BFR alors la trésorerie financera ce qui veut dire que la banque financera</w:t>
+      </w:r>
+    </w:p>
+    <w:p/>
+    <w:p>
+      <w:pPr>
+        <w:rPr>
+          <w:b/>
+          <w:bCs/>
+        </w:rPr>
+      </w:pPr>
+      <w:r>
+        <w:rPr>
+          <w:b/>
+          <w:bCs/>
+        </w:rPr>
+        <w:t>Enfin on fait le cycle de trésorerie :</w:t>
+      </w:r>
+    </w:p>
+    <w:p>
+      <w:pPr>
+        <w:rPr>
+          <w:b/>
+          <w:bCs/>
+        </w:rPr>
+      </w:pPr>
+      <w:r>
+        <w:rPr>
+          <w:b/>
+          <w:bCs/>
+        </w:rPr>
+        <w:t xml:space="preserve">TA – TP = Trésorerie </w:t>
+      </w:r>
+      <w:r>
+        <w:rPr>
+          <w:b/>
+          <w:bCs/>
+        </w:rPr>
+        <w:t>N</w:t>
+      </w:r>
+      <w:r>
+        <w:rPr>
+          <w:b/>
+          <w:bCs/>
+        </w:rPr>
+        <w:t>ette</w:t>
+      </w:r>
+      <w:r>
+        <w:rPr>
+          <w:b/>
+          <w:bCs/>
+        </w:rPr>
+        <w:t xml:space="preserve"> (TN)</w:t>
+      </w:r>
+    </w:p>
+    <w:p>
+      <w:r>
+        <w:t>Il ne faut</w:t>
+      </w:r>
+      <w:r>
+        <w:t xml:space="preserve"> pas</w:t>
+      </w:r>
+      <w:r>
+        <w:t xml:space="preserve"> financer le bilan par le bas (trésorerie) sinon il est déséquilibré</w:t>
+      </w:r>
+    </w:p>
+    <w:p>
+      <w:pPr>
+        <w:rPr>
+          <w:b/>
+          <w:bCs/>
+        </w:rPr>
+      </w:pPr>
+      <w:r>
+        <w:rPr>
+          <w:b/>
+          <w:bCs/>
+        </w:rPr>
+        <w:t xml:space="preserve">FR - BFR = </w:t>
+      </w:r>
+      <w:r>
+        <w:rPr>
+          <w:b/>
+          <w:bCs/>
+        </w:rPr>
+        <w:t>TN</w:t>
+      </w:r>
+    </w:p>
+    <w:p/>
+    <w:p>
+      <w:pPr>
+        <w:rPr>
+          <w:b/>
+          <w:bCs/>
+        </w:rPr>
+      </w:pPr>
+      <w:r>
+        <w:rPr>
+          <w:b/>
+          <w:bCs/>
+        </w:rPr>
+        <w:t>EXO</w:t>
+      </w:r>
+      <w:r>
+        <w:rPr>
+          <w:b/>
+          <w:bCs/>
+        </w:rPr>
+        <w:t> </w:t>
+      </w:r>
+      <w:r>
+        <w:rPr>
+          <w:b/>
+          <w:bCs/>
+        </w:rPr>
+        <w:t xml:space="preserve">1 </w:t>
+      </w:r>
+      <w:r>
+        <w:rPr>
+          <w:b/>
+          <w:bCs/>
+        </w:rPr>
+        <w:t>:</w:t>
+      </w:r>
+    </w:p>
+    <w:p>
+      <w:r>
+        <w:t>FR = 51,2</w:t>
+      </w:r>
+      <w:r>
+        <w:t xml:space="preserve"> – </w:t>
+      </w:r>
+      <w:r>
+        <w:t>34</w:t>
       </w:r>
       <w:r>
         <w:t xml:space="preserve"> </w:t>
       </w:r>
-    </w:p>
-    <w:p>
-      <w:r>
-        <w:t>Solde créditeur = besoin d’argent</w:t>
-      </w:r>
-    </w:p>
-    <w:p>
-      <w:r>
-        <w:t>On déplace cela dans une ligne trésorerie de(s) passif dans le passif</w:t>
-      </w:r>
-      <w:r>
-        <w:t xml:space="preserve"> qui est à cré</w:t>
-      </w:r>
-      <w:r>
-        <w:t>er</w:t>
-      </w:r>
-      <w:r>
-        <w:t xml:space="preserve"> (on prend les </w:t>
-      </w:r>
-      <w:r>
-        <w:rPr>
-          <w:b/>
-          <w:bCs/>
-        </w:rPr>
-        <w:t>emprunts – CBC/SCB</w:t>
+      <w:r>
+        <w:t>=</w:t>
+      </w:r>
+      <w:r>
+        <w:t xml:space="preserve"> </w:t>
+      </w:r>
+      <w:r>
+        <w:t>17,2</w:t>
+      </w:r>
+      <w:r>
+        <w:t xml:space="preserve"> (Excédent de ressources)</w:t>
+      </w:r>
+    </w:p>
+    <w:p>
+      <w:r>
+        <w:t>BFR = 62 – 32 = 30</w:t>
+      </w:r>
+      <w:r>
+        <w:t xml:space="preserve"> (Excédent d’emplois)</w:t>
+      </w:r>
+    </w:p>
+    <w:p>
+      <w:r>
+        <w:t>TN = 4 – 16,8 = -</w:t>
+      </w:r>
+      <w:r>
+        <w:t>12,8</w:t>
+      </w:r>
+      <w:r>
+        <w:t xml:space="preserve"> (Excédent de ressources)</w:t>
+      </w:r>
+    </w:p>
+    <w:p/>
+    <w:p>
+      <w:r>
+        <w:t>FR de 17,2 en ressources</w:t>
+      </w:r>
+    </w:p>
+    <w:p/>
+    <w:p>
+      <w:r>
+        <w:t>BFR de 30 en emplois</w:t>
+      </w:r>
+    </w:p>
+    <w:p>
+      <w:r>
+        <w:t>TN de 12,8 en ressources</w:t>
+      </w:r>
+    </w:p>
+    <w:p>
+      <w:r>
+        <w:t>TN + FR = 30 et BFR = 30</w:t>
+      </w:r>
+      <w:r>
+        <w:t xml:space="preserve"> donc TN + F</w:t>
+      </w:r>
+      <w:r>
+        <w:t>R</w:t>
+      </w:r>
+      <w:r>
+        <w:t xml:space="preserve"> = BFR</w:t>
+      </w:r>
+    </w:p>
+    <w:p>
+      <w:r>
+        <w:t>Le RF est positif donc l’outil est correctement financé</w:t>
+      </w:r>
+    </w:p>
+    <w:p>
+      <w:r>
+        <w:t>BFR &gt; FR donc conséquence la trésorerie de passif couvre une partie assez importante du BFR</w:t>
+      </w:r>
+    </w:p>
+    <w:p>
+      <w:r>
+        <w:t>BFR &gt; FR donc le bilan n’est pas équilibré</w:t>
+      </w:r>
+    </w:p>
+    <w:p>
+      <w:r>
+        <w:t xml:space="preserve">21,7 des banques et 12,8 en bas aussi des banques (quasi 40%) </w:t>
+      </w:r>
+    </w:p>
+    <w:p>
+      <w:r>
+        <w:lastRenderedPageBreak/>
+        <w:t>L’Actif Circulant doit être revu (stocks et client)</w:t>
+      </w:r>
+    </w:p>
+    <w:p/>
+    <w:p>
+      <w:pPr>
+        <w:rPr>
+          <w:b/>
+          <w:bCs/>
+        </w:rPr>
+      </w:pPr>
+      <w:r>
+        <w:rPr>
+          <w:b/>
+          <w:bCs/>
+        </w:rPr>
+        <w:t>EXO 2 sur la feuille</w:t>
+      </w:r>
+    </w:p>
+    <w:p/>
+    <w:p>
+      <w:pPr>
+        <w:rPr>
+          <w:b/>
+          <w:bCs/>
+        </w:rPr>
+      </w:pPr>
+      <w:r>
+        <w:rPr>
+          <w:b/>
+          <w:bCs/>
+        </w:rPr>
+        <w:t>EXO 3 sur l’autre feuille</w:t>
+      </w:r>
+    </w:p>
+    <w:p>
+      <w:r>
+        <w:t>Vers 60% une entreprise doit réfléchir si l’entreprise doit réinvestir dans son matériel qui est amortit</w:t>
+      </w:r>
+    </w:p>
+    <w:p/>
+    <w:p>
+      <w:r>
+        <w:t>Coefficient de vétu</w:t>
+      </w:r>
+      <w:r>
+        <w:t>s</w:t>
+      </w:r>
+      <w:r>
+        <w:t xml:space="preserve">té </w:t>
+      </w:r>
+      <w:r>
+        <w:t>(%</w:t>
+      </w:r>
+      <w:r>
+        <w:t xml:space="preserve"> d’amortissement</w:t>
+      </w:r>
+      <w:r>
+        <w:t>s</w:t>
       </w:r>
       <w:r>
         <w:t>)</w:t>
@@ -1017,79 +1809,159 @@
           <w:b/>
           <w:bCs/>
         </w:rPr>
-        <w:t>Etape de regroupement :</w:t>
-      </w:r>
-    </w:p>
-    <w:p>
-      <w:r>
-        <w:t xml:space="preserve">Dans les masses bilancielle </w:t>
-      </w:r>
-      <w:r>
-        <w:rPr>
-          <w:b/>
-          <w:bCs/>
-        </w:rPr>
-        <w:t>E = R</w:t>
-      </w:r>
-    </w:p>
-    <w:p>
-      <w:r>
-        <w:t>Actif = E = Emplois</w:t>
-      </w:r>
-    </w:p>
-    <w:p>
-      <w:r>
-        <w:t xml:space="preserve">Passif = R = </w:t>
-      </w:r>
-    </w:p>
-    <w:p/>
-    <w:p>
-      <w:r>
-        <w:t>Tout est en brut dans l’Actif</w:t>
-      </w:r>
-    </w:p>
-    <w:p>
-      <w:r>
-        <w:t>Dans l’actif :</w:t>
-      </w:r>
-    </w:p>
-    <w:p>
-      <w:pPr>
-        <w:pStyle w:val="Paragraphedeliste"/>
-        <w:numPr>
-          <w:ilvl w:val="0"/>
-          <w:numId w:val="1"/>
-        </w:numPr>
-      </w:pPr>
-      <w:r>
-        <w:t>AI : actif Immobilisé</w:t>
-      </w:r>
-      <w:r>
-        <w:t xml:space="preserve"> (Outil de production [</w:t>
-      </w:r>
-      <w:r>
-        <w:t>ses investissements</w:t>
-      </w:r>
-      <w:r>
-        <w:t>])</w:t>
-      </w:r>
-    </w:p>
-    <w:p>
-      <w:pPr>
-        <w:pStyle w:val="Paragraphedeliste"/>
-        <w:numPr>
-          <w:ilvl w:val="0"/>
-          <w:numId w:val="1"/>
-        </w:numPr>
-      </w:pPr>
-      <w:r>
-        <w:t xml:space="preserve">AC : </w:t>
-      </w:r>
-      <w:r>
-        <w:t>Actif Circulant (exploitation de l’entreprise</w:t>
-      </w:r>
-      <w:r>
-        <w:t xml:space="preserve"> [stocks et postes client]</w:t>
+        <w:t>EXO 4 sur l’autre feuille</w:t>
+      </w:r>
+    </w:p>
+    <w:p>
+      <w:r>
+        <w:t>Les fournisseurs financent l’outil de production (pas normal)</w:t>
+      </w:r>
+    </w:p>
+    <w:p>
+      <w:r>
+        <w:t>Haut de bilan déséquilibré</w:t>
+      </w:r>
+    </w:p>
+    <w:p>
+      <w:r>
+        <w:t>L’outil de prod vient juste d’être financé (les banques n’ont peut-être pas encore financé)</w:t>
+      </w:r>
+    </w:p>
+    <w:p>
+      <w:r>
+        <w:t>Pas d’endettement</w:t>
+      </w:r>
+    </w:p>
+    <w:p>
+      <w:r>
+        <w:t>Un financement bancaire peut résoudre le problème du FR négatif</w:t>
+      </w:r>
+    </w:p>
+    <w:p/>
+    <w:p>
+      <w:r>
+        <w:t>Les effets à recevoir sont des futurs postes client</w:t>
+      </w:r>
+    </w:p>
+    <w:p>
+      <w:r>
+        <w:t>Effets à recevoir :</w:t>
+      </w:r>
+    </w:p>
+    <w:p>
+      <w:pPr>
+        <w:pStyle w:val="Paragraphedeliste"/>
+        <w:numPr>
+          <w:ilvl w:val="0"/>
+          <w:numId w:val="1"/>
+        </w:numPr>
+      </w:pPr>
+      <w:r>
+        <w:t>L’effet est un effet de commerce (reconnait d’avoir une dette dans un document qui est nommé « effet de commerce »)</w:t>
+      </w:r>
+    </w:p>
+    <w:p>
+      <w:pPr>
+        <w:pStyle w:val="Paragraphedeliste"/>
+        <w:numPr>
+          <w:ilvl w:val="0"/>
+          <w:numId w:val="1"/>
+        </w:numPr>
+      </w:pPr>
+      <w:r>
+        <w:t>Exemple</w:t>
+      </w:r>
+      <w:r>
+        <w:t>s</w:t>
+      </w:r>
+      <w:r>
+        <w:t> :</w:t>
+      </w:r>
+    </w:p>
+    <w:p>
+      <w:pPr>
+        <w:pStyle w:val="Paragraphedeliste"/>
+        <w:numPr>
+          <w:ilvl w:val="1"/>
+          <w:numId w:val="1"/>
+        </w:numPr>
+      </w:pPr>
+      <w:r>
+        <w:t xml:space="preserve"> </w:t>
+      </w:r>
+      <w:r>
+        <w:t>Chèque</w:t>
+      </w:r>
+      <w:r>
+        <w:t xml:space="preserve"> bancaire (valable 1 an et 8 jours)</w:t>
+      </w:r>
+    </w:p>
+    <w:p>
+      <w:pPr>
+        <w:pStyle w:val="Paragraphedeliste"/>
+        <w:numPr>
+          <w:ilvl w:val="1"/>
+          <w:numId w:val="1"/>
+        </w:numPr>
+      </w:pPr>
+      <w:r>
+        <w:t>Lettre de change (date + échéance) (encaissable après l’échéance)</w:t>
+      </w:r>
+    </w:p>
+    <w:p>
+      <w:pPr>
+        <w:pStyle w:val="Paragraphedeliste"/>
+        <w:numPr>
+          <w:ilvl w:val="1"/>
+          <w:numId w:val="1"/>
+        </w:numPr>
+      </w:pPr>
+      <w:r>
+        <w:t>Billet à ordre (date + échéance) (encaissable après l’échéance)</w:t>
+      </w:r>
+    </w:p>
+    <w:p>
+      <w:r>
+        <w:t>Dans le bilan passif :</w:t>
+      </w:r>
+    </w:p>
+    <w:p>
+      <w:pPr>
+        <w:pStyle w:val="Paragraphedeliste"/>
+        <w:numPr>
+          <w:ilvl w:val="0"/>
+          <w:numId w:val="1"/>
+        </w:numPr>
+      </w:pPr>
+      <w:r>
+        <w:t>Capital social (argent de base dans l’entreprise)</w:t>
+      </w:r>
+    </w:p>
+    <w:p>
+      <w:pPr>
+        <w:pStyle w:val="Paragraphedeliste"/>
+        <w:numPr>
+          <w:ilvl w:val="0"/>
+          <w:numId w:val="1"/>
+        </w:numPr>
+      </w:pPr>
+      <w:r>
+        <w:t>Primes d’émission (à chaque augmentation du capital social)</w:t>
+      </w:r>
+    </w:p>
+    <w:p>
+      <w:pPr>
+        <w:pStyle w:val="Paragraphedeliste"/>
+        <w:numPr>
+          <w:ilvl w:val="0"/>
+          <w:numId w:val="1"/>
+        </w:numPr>
+      </w:pPr>
+      <w:r>
+        <w:t>Ecarts de réévaluation (quasi jamais dans le bilan</w:t>
+      </w:r>
+      <w:r>
+        <w:t xml:space="preserve"> [2 fois en 70 ans]</w:t>
       </w:r>
       <w:r>
         <w:t>)</w:t>
@@ -1104,186 +1976,748 @@
         </w:numPr>
       </w:pPr>
       <w:r>
-        <w:t>TA :</w:t>
-      </w:r>
-      <w:r>
-        <w:t xml:space="preserve"> trésorerie d’Actif (l’argent que détient l’entreprise)</w:t>
-      </w:r>
-    </w:p>
-    <w:p/>
-    <w:p>
-      <w:r>
-        <w:t>Dans le Passif :</w:t>
-      </w:r>
-    </w:p>
-    <w:p>
-      <w:pPr>
-        <w:pStyle w:val="Paragraphedeliste"/>
-        <w:numPr>
-          <w:ilvl w:val="0"/>
-          <w:numId w:val="1"/>
-        </w:numPr>
-      </w:pPr>
-      <w:r>
-        <w:t>KP</w:t>
-      </w:r>
-      <w:r>
-        <w:t xml:space="preserve"> (</w:t>
-      </w:r>
-      <w:r>
-        <w:t xml:space="preserve">+ </w:t>
-      </w:r>
-      <w:r>
-        <w:t>A/P)</w:t>
-      </w:r>
-      <w:r>
-        <w:t> :</w:t>
+        <w:t>Réserves (sommes des réserves)</w:t>
+      </w:r>
+    </w:p>
+    <w:p>
+      <w:pPr>
+        <w:pStyle w:val="Paragraphedeliste"/>
+        <w:numPr>
+          <w:ilvl w:val="0"/>
+          <w:numId w:val="1"/>
+        </w:numPr>
+      </w:pPr>
+      <w:r>
+        <w:t>Report à nouveau</w:t>
+      </w:r>
+    </w:p>
+    <w:p>
+      <w:pPr>
+        <w:pStyle w:val="Paragraphedeliste"/>
+        <w:numPr>
+          <w:ilvl w:val="0"/>
+          <w:numId w:val="1"/>
+        </w:numPr>
+      </w:pPr>
+      <w:r>
+        <w:t>Résultat de l’exercice</w:t>
+      </w:r>
+    </w:p>
+    <w:p>
+      <w:r>
+        <w:t>Donne le SNC (Situation Nette Comptable)</w:t>
+      </w:r>
+    </w:p>
+    <w:p/>
+    <w:p>
+      <w:r>
+        <w:t xml:space="preserve">Première utilisation du </w:t>
+      </w:r>
+      <w:r>
+        <w:t>SNC :</w:t>
+      </w:r>
+    </w:p>
+    <w:p>
+      <w:pPr>
+        <w:pStyle w:val="Paragraphedeliste"/>
+        <w:numPr>
+          <w:ilvl w:val="0"/>
+          <w:numId w:val="1"/>
+        </w:numPr>
+      </w:pPr>
+      <w:r>
+        <w:lastRenderedPageBreak/>
+        <w:t>SNC &gt; 50% du capital social</w:t>
+      </w:r>
+    </w:p>
+    <w:p>
+      <w:r>
+        <w:t>Si SNC &lt; 50% l’entreprise doit convoquer une AG extraordinaire</w:t>
+      </w:r>
+      <w:r>
+        <w:t xml:space="preserve"> en plus de l’AG ordinaire</w:t>
+      </w:r>
+    </w:p>
+    <w:p/>
+    <w:p>
+      <w:r>
+        <w:t>Deuxième utilisation :</w:t>
+      </w:r>
+    </w:p>
+    <w:p>
+      <w:pPr>
+        <w:pStyle w:val="Paragraphedeliste"/>
+        <w:numPr>
+          <w:ilvl w:val="0"/>
+          <w:numId w:val="1"/>
+        </w:numPr>
+      </w:pPr>
+      <w:r>
+        <w:t>Dettes financières globale / SNC &lt; 1</w:t>
+      </w:r>
+    </w:p>
+    <w:p>
+      <w:r>
+        <w:t>Si &gt;1 alors l’entreprise est endettée</w:t>
+      </w:r>
+    </w:p>
+    <w:p/>
+    <w:p>
+      <w:r>
+        <w:t>Troisième usage </w:t>
+      </w:r>
+      <w:r>
+        <w:t xml:space="preserve">(on ne l’utilise pas) </w:t>
+      </w:r>
+      <w:r>
+        <w:t>ici :</w:t>
+      </w:r>
+    </w:p>
+    <w:p>
+      <w:pPr>
+        <w:pStyle w:val="Paragraphedeliste"/>
+        <w:numPr>
+          <w:ilvl w:val="0"/>
+          <w:numId w:val="1"/>
+        </w:numPr>
+      </w:pPr>
+      <w:r>
+        <w:t>Valeurs mathématique</w:t>
+      </w:r>
+    </w:p>
+    <w:p/>
+    <w:p>
+      <w:r>
+        <w:t>2 formes de remplacements :</w:t>
+      </w:r>
+    </w:p>
+    <w:p>
+      <w:pPr>
+        <w:pStyle w:val="Paragraphedeliste"/>
+        <w:numPr>
+          <w:ilvl w:val="0"/>
+          <w:numId w:val="1"/>
+        </w:numPr>
+      </w:pPr>
+      <w:r>
+        <w:t>Remplacer du matériel vétuste</w:t>
+      </w:r>
+    </w:p>
+    <w:p>
+      <w:pPr>
+        <w:pStyle w:val="Paragraphedeliste"/>
+        <w:numPr>
+          <w:ilvl w:val="0"/>
+          <w:numId w:val="1"/>
+        </w:numPr>
+      </w:pPr>
+      <w:r>
+        <w:t>Ajout de matériel pour rajouter de la production (investissement de croissance)</w:t>
+      </w:r>
+    </w:p>
+    <w:p/>
+    <w:p>
+      <w:r>
+        <w:br w:type="page"/>
+      </w:r>
+    </w:p>
+    <w:p>
+      <w:pPr>
+        <w:pStyle w:val="Titre2"/>
+      </w:pPr>
+      <w:r>
+        <w:lastRenderedPageBreak/>
+        <w:t>Chapitre 2</w:t>
+      </w:r>
+    </w:p>
+    <w:p>
+      <w:r>
+        <w:t>Résultat d’exploitation</w:t>
+      </w:r>
+      <w:r>
+        <w:t xml:space="preserve"> (GG)</w:t>
+      </w:r>
+      <w:r>
+        <w:t xml:space="preserve"> + résultat financier</w:t>
+      </w:r>
+      <w:r>
+        <w:t xml:space="preserve"> (GV)</w:t>
+      </w:r>
+      <w:r>
+        <w:t xml:space="preserve"> + résultat exceptionnel </w:t>
+      </w:r>
+      <w:r>
+        <w:t xml:space="preserve">(HI) </w:t>
+      </w:r>
+      <w:r>
+        <w:t>– IS</w:t>
       </w:r>
       <w:r>
         <w:t xml:space="preserve"> </w:t>
       </w:r>
       <w:r>
-        <w:t>Capitaux propres (ce qui appartient à l’entreprise)</w:t>
-      </w:r>
-    </w:p>
-    <w:p>
-      <w:pPr>
-        <w:pStyle w:val="Paragraphedeliste"/>
-        <w:numPr>
-          <w:ilvl w:val="0"/>
-          <w:numId w:val="1"/>
-        </w:numPr>
-      </w:pPr>
-      <w:r>
-        <w:t>DLMT (</w:t>
+        <w:t>– participation = RNC</w:t>
+      </w:r>
+      <w:r>
+        <w:t xml:space="preserve"> (HN)</w:t>
+      </w:r>
+    </w:p>
+    <w:p>
+      <w:r>
+        <w:t>Un résultat positif dans le résultat d’exploitation veut dire que l’entreprise gagne de l’argent sur son secteur principal.</w:t>
+      </w:r>
+    </w:p>
+    <w:p>
+      <w:r>
+        <w:t>Résultat financier = différence entre les produits financier</w:t>
+      </w:r>
+      <w:r>
+        <w:t xml:space="preserve"> (placements</w:t>
+      </w:r>
+      <w:r>
+        <w:t xml:space="preserve"> en bourse</w:t>
+      </w:r>
+      <w:r>
+        <w:t>)</w:t>
+      </w:r>
+      <w:r>
+        <w:t xml:space="preserve"> et les charges financière.</w:t>
+      </w:r>
+    </w:p>
+    <w:p>
+      <w:r>
+        <w:t>Résultat financier = produits financiers – charge financière</w:t>
+      </w:r>
+    </w:p>
+    <w:p>
+      <w:r>
+        <w:t>Résultat exceptionnel</w:t>
+      </w:r>
+      <w:r>
+        <w:t xml:space="preserve"> = produits qui ne se reproduit pas de façon récurrente (vente de machine…)</w:t>
+      </w:r>
+    </w:p>
+    <w:p>
+      <w:r>
+        <w:t>IS = impôts société</w:t>
+      </w:r>
+    </w:p>
+    <w:p/>
+    <w:p>
+      <w:r>
+        <w:t>Résultat d’exploitation tout le haut jusqu’à GG</w:t>
+      </w:r>
+    </w:p>
+    <w:p>
+      <w:pPr>
+        <w:pStyle w:val="Paragraphedeliste"/>
+        <w:numPr>
+          <w:ilvl w:val="0"/>
+          <w:numId w:val="1"/>
+        </w:numPr>
+      </w:pPr>
+      <w:r>
+        <w:t>Doit être positif (gagner de l’argent sur son activité principale)</w:t>
+      </w:r>
+    </w:p>
+    <w:p>
+      <w:r>
+        <w:t>Résultat financier</w:t>
+      </w:r>
+    </w:p>
+    <w:p>
+      <w:pPr>
+        <w:pStyle w:val="Paragraphedeliste"/>
+        <w:numPr>
+          <w:ilvl w:val="0"/>
+          <w:numId w:val="1"/>
+        </w:numPr>
+      </w:pPr>
+      <w:r>
+        <w:t>Différence entre les charges financière (ce qu’elle paie au banque en majorité | charge d’intérêt) et les produits financier</w:t>
+      </w:r>
+    </w:p>
+    <w:p>
+      <w:r>
+        <w:t>Résultat exceptionnel</w:t>
+      </w:r>
+    </w:p>
+    <w:p>
+      <w:pPr>
+        <w:pStyle w:val="Paragraphedeliste"/>
+        <w:numPr>
+          <w:ilvl w:val="0"/>
+          <w:numId w:val="1"/>
+        </w:numPr>
+      </w:pPr>
+      <w:r>
+        <w:t>Charges et produits exceptionnels</w:t>
+      </w:r>
+    </w:p>
+    <w:p/>
+    <w:p>
+      <w:r>
+        <w:t>Intéressement et impôt sur les société est toujours calculé sur l’exercice d’avant</w:t>
+      </w:r>
+    </w:p>
+    <w:p>
+      <w:r>
+        <w:rPr>
+          <w:noProof/>
+        </w:rPr>
+        <w:drawing>
+          <wp:inline distT="0" distB="0" distL="0" distR="0" wp14:anchorId="129F6232" wp14:editId="224A8ABA">
+            <wp:extent cx="4067175" cy="1748455"/>
+            <wp:effectExtent l="0" t="0" r="0" b="4445"/>
+            <wp:docPr id="934820037" name="Image 1"/>
+            <wp:cNvGraphicFramePr>
+              <a:graphicFrameLocks xmlns:a="http://schemas.openxmlformats.org/drawingml/2006/main" noChangeAspect="1"/>
+            </wp:cNvGraphicFramePr>
+            <a:graphic xmlns:a="http://schemas.openxmlformats.org/drawingml/2006/main">
+              <a:graphicData uri="http://schemas.openxmlformats.org/drawingml/2006/picture">
+                <pic:pic xmlns:pic="http://schemas.openxmlformats.org/drawingml/2006/picture">
+                  <pic:nvPicPr>
+                    <pic:cNvPr id="0" name="Picture 1"/>
+                    <pic:cNvPicPr>
+                      <a:picLocks noChangeAspect="1" noChangeArrowheads="1"/>
+                    </pic:cNvPicPr>
+                  </pic:nvPicPr>
+                  <pic:blipFill>
+                    <a:blip r:embed="rId5">
+                      <a:extLst>
+                        <a:ext uri="{28A0092B-C50C-407E-A947-70E740481C1C}">
+                          <a14:useLocalDpi xmlns:a14="http://schemas.microsoft.com/office/drawing/2010/main" val="0"/>
+                        </a:ext>
+                      </a:extLst>
+                    </a:blip>
+                    <a:srcRect/>
+                    <a:stretch>
+                      <a:fillRect/>
+                    </a:stretch>
+                  </pic:blipFill>
+                  <pic:spPr bwMode="auto">
+                    <a:xfrm>
+                      <a:off x="0" y="0"/>
+                      <a:ext cx="4108132" cy="1766062"/>
+                    </a:xfrm>
+                    <a:prstGeom prst="rect">
+                      <a:avLst/>
+                    </a:prstGeom>
+                    <a:noFill/>
+                    <a:ln>
+                      <a:noFill/>
+                    </a:ln>
+                  </pic:spPr>
+                </pic:pic>
+              </a:graphicData>
+            </a:graphic>
+          </wp:inline>
+        </w:drawing>
+      </w:r>
+    </w:p>
+    <w:p>
+      <w:r>
+        <w:t>La marge commerciale n’existe que dans les entreprises de négoce</w:t>
+      </w:r>
+    </w:p>
+    <w:p>
+      <w:r>
+        <w:t>Vente de marchandise – cout d’achat des marchandise = marge commerciale</w:t>
+      </w:r>
+    </w:p>
+    <w:p/>
+    <w:p>
+      <w:r>
+        <w:t>Production immobilisé = production de l’entreprise pour elle-même</w:t>
+      </w:r>
+    </w:p>
+    <w:p/>
+    <w:p>
+      <w:r>
+        <w:lastRenderedPageBreak/>
+        <w:t>Marge commerciale + prod vendue + prod stocké (que l’industrie) + prod immobilisé = résultat</w:t>
+      </w:r>
+    </w:p>
+    <w:p>
+      <w:r>
+        <w:t>Positif = rentable</w:t>
+      </w:r>
+    </w:p>
+    <w:p>
+      <w:r>
+        <w:t>P = prod vendue + prod stocké (que l’industrie) + prod immobilisé</w:t>
+      </w:r>
+    </w:p>
+    <w:p/>
+    <w:p>
+      <w:r>
+        <w:t>Consommation en provenance des tiers = CPT</w:t>
+      </w:r>
+    </w:p>
+    <w:p>
+      <w:r>
+        <w:t>Tout ce que l’on a dépensé pour pouvoir produire</w:t>
+      </w:r>
+    </w:p>
+    <w:p/>
+    <w:p>
+      <w:r>
+        <w:t>Consommation totale</w:t>
+      </w:r>
+      <w:r>
+        <w:t xml:space="preserve"> – CPT = valeur ajoutée</w:t>
+      </w:r>
+    </w:p>
+    <w:p>
+      <w:pPr>
+        <w:rPr>
+          <w:b/>
+          <w:bCs/>
+        </w:rPr>
+      </w:pPr>
+      <w:r>
+        <w:rPr>
+          <w:b/>
+          <w:bCs/>
+        </w:rPr>
+        <w:t xml:space="preserve">VA = </w:t>
+      </w:r>
+      <w:r>
+        <w:rPr>
+          <w:b/>
+          <w:bCs/>
+        </w:rPr>
+        <w:t>Richesse</w:t>
+      </w:r>
+      <w:r>
+        <w:rPr>
+          <w:b/>
+          <w:bCs/>
+        </w:rPr>
+        <w:t xml:space="preserve"> produite par une entreprise au cours d’un exercice</w:t>
+      </w:r>
+    </w:p>
+    <w:p/>
+    <w:p>
+      <w:r>
+        <w:t>Calculs de la productivité :</w:t>
+      </w:r>
+    </w:p>
+    <w:p>
+      <w:pPr>
+        <w:pStyle w:val="Paragraphedeliste"/>
+        <w:numPr>
+          <w:ilvl w:val="0"/>
+          <w:numId w:val="1"/>
+        </w:numPr>
+      </w:pPr>
+      <w:r>
+        <w:t>VA/P = % (si elle augmente l’entreprise est de plus en plus productive)</w:t>
+      </w:r>
+    </w:p>
+    <w:p>
+      <w:pPr>
+        <w:pStyle w:val="Paragraphedeliste"/>
+        <w:numPr>
+          <w:ilvl w:val="0"/>
+          <w:numId w:val="1"/>
+        </w:numPr>
+      </w:pPr>
+      <w:r>
+        <w:t>CP/VA=%</w:t>
+      </w:r>
+      <w:r>
+        <w:t xml:space="preserve"> (charge personnel sur la valeur ajouté) (poids de charges personnel dans la richesse produite) (à comparer au ratio du secteur)</w:t>
+      </w:r>
+    </w:p>
+    <w:p>
+      <w:pPr>
+        <w:pStyle w:val="Paragraphedeliste"/>
+        <w:numPr>
+          <w:ilvl w:val="0"/>
+          <w:numId w:val="1"/>
+        </w:numPr>
+      </w:pPr>
+      <w:r>
+        <w:t>Effectif/VA=€ (qu’est-ce que dégage 1 euro d’Homme)</w:t>
+      </w:r>
+    </w:p>
+    <w:p>
+      <w:pPr>
+        <w:pStyle w:val="Paragraphedeliste"/>
+        <w:numPr>
+          <w:ilvl w:val="0"/>
+          <w:numId w:val="1"/>
+        </w:numPr>
+      </w:pPr>
+      <w:r>
+        <w:t>Immobilisation brut/VA = € (qu’est-ce que dégage 1 euro d’investissement, 1 euro de machine)</w:t>
+      </w:r>
+    </w:p>
+    <w:p/>
+    <w:p/>
+    <w:p>
+      <w:r>
+        <w:rPr>
+          <w:noProof/>
+        </w:rPr>
+        <w:drawing>
+          <wp:inline distT="0" distB="0" distL="0" distR="0" wp14:anchorId="38AE7CCC" wp14:editId="2526AA8A">
+            <wp:extent cx="5694251" cy="2447925"/>
+            <wp:effectExtent l="0" t="0" r="1905" b="0"/>
+            <wp:docPr id="1183766830" name="Image 1"/>
+            <wp:cNvGraphicFramePr>
+              <a:graphicFrameLocks xmlns:a="http://schemas.openxmlformats.org/drawingml/2006/main" noChangeAspect="1"/>
+            </wp:cNvGraphicFramePr>
+            <a:graphic xmlns:a="http://schemas.openxmlformats.org/drawingml/2006/main">
+              <a:graphicData uri="http://schemas.openxmlformats.org/drawingml/2006/picture">
+                <pic:pic xmlns:pic="http://schemas.openxmlformats.org/drawingml/2006/picture">
+                  <pic:nvPicPr>
+                    <pic:cNvPr id="0" name="Picture 1"/>
+                    <pic:cNvPicPr>
+                      <a:picLocks noChangeAspect="1" noChangeArrowheads="1"/>
+                    </pic:cNvPicPr>
+                  </pic:nvPicPr>
+                  <pic:blipFill>
+                    <a:blip r:embed="rId5">
+                      <a:extLst>
+                        <a:ext uri="{28A0092B-C50C-407E-A947-70E740481C1C}">
+                          <a14:useLocalDpi xmlns:a14="http://schemas.microsoft.com/office/drawing/2010/main" val="0"/>
+                        </a:ext>
+                      </a:extLst>
+                    </a:blip>
+                    <a:srcRect/>
+                    <a:stretch>
+                      <a:fillRect/>
+                    </a:stretch>
+                  </pic:blipFill>
+                  <pic:spPr bwMode="auto">
+                    <a:xfrm>
+                      <a:off x="0" y="0"/>
+                      <a:ext cx="5724106" cy="2460760"/>
+                    </a:xfrm>
+                    <a:prstGeom prst="rect">
+                      <a:avLst/>
+                    </a:prstGeom>
+                    <a:noFill/>
+                    <a:ln>
+                      <a:noFill/>
+                    </a:ln>
+                  </pic:spPr>
+                </pic:pic>
+              </a:graphicData>
+            </a:graphic>
+          </wp:inline>
+        </w:drawing>
+      </w:r>
+    </w:p>
+    <w:p>
+      <w:r>
+        <w:t>Petit cercle = Année n et le grand N+1</w:t>
+      </w:r>
+    </w:p>
+    <w:p>
+      <w:r>
+        <w:t xml:space="preserve">On partage le cercle en 3 </w:t>
+      </w:r>
+      <w:r>
+        <w:t>parties</w:t>
+      </w:r>
+    </w:p>
+    <w:p>
+      <w:pPr>
+        <w:pStyle w:val="Paragraphedeliste"/>
+        <w:numPr>
+          <w:ilvl w:val="0"/>
+          <w:numId w:val="1"/>
+        </w:numPr>
+      </w:pPr>
+      <w:r>
+        <w:t>IT : l’état (Impôts et taxes)</w:t>
+      </w:r>
+      <w:r>
+        <w:t xml:space="preserve"> (Etat)</w:t>
+      </w:r>
+    </w:p>
+    <w:p>
+      <w:pPr>
+        <w:pStyle w:val="Paragraphedeliste"/>
+        <w:numPr>
+          <w:ilvl w:val="0"/>
+          <w:numId w:val="1"/>
+        </w:numPr>
+      </w:pPr>
+      <w:r>
+        <w:t>CP : charges de personnel (salaires + charges sociales)</w:t>
+      </w:r>
+      <w:r>
+        <w:t xml:space="preserve"> (W emplois)</w:t>
+      </w:r>
+    </w:p>
+    <w:p>
+      <w:pPr>
+        <w:pStyle w:val="Paragraphedeliste"/>
+        <w:numPr>
+          <w:ilvl w:val="0"/>
+          <w:numId w:val="1"/>
+        </w:numPr>
+      </w:pPr>
+      <w:r>
+        <w:t>EBE : excédent brut d’exploitation (Rémunération du capital)</w:t>
+      </w:r>
+      <w:r>
+        <w:t xml:space="preserve"> (K capital)</w:t>
+      </w:r>
+    </w:p>
+    <w:p/>
+    <w:p>
+      <w:r>
+        <w:lastRenderedPageBreak/>
+        <w:t>K = capital</w:t>
+      </w:r>
+    </w:p>
+    <w:p>
+      <w:pPr>
+        <w:pStyle w:val="Paragraphedeliste"/>
+        <w:numPr>
+          <w:ilvl w:val="0"/>
+          <w:numId w:val="1"/>
+        </w:numPr>
+      </w:pPr>
+      <w:r>
+        <w:t>Capital économique</w:t>
+      </w:r>
+    </w:p>
+    <w:p>
+      <w:pPr>
+        <w:pStyle w:val="Paragraphedeliste"/>
+        <w:numPr>
+          <w:ilvl w:val="0"/>
+          <w:numId w:val="1"/>
+        </w:numPr>
+      </w:pPr>
+      <w:r>
+        <w:t>Capital financier</w:t>
+      </w:r>
+    </w:p>
+    <w:p/>
+    <w:p>
+      <w:r>
+        <w:t>Résultat d’exploitation (RE)</w:t>
+      </w:r>
+      <w:r>
+        <w:t xml:space="preserve"> (Rémunération du capital économique)</w:t>
+      </w:r>
+    </w:p>
+    <w:p>
+      <w:r>
+        <w:t>EBE – dotations + reprises</w:t>
+      </w:r>
+    </w:p>
+    <w:p/>
+    <w:p>
+      <w:r>
+        <w:t>Résultat Courant (RC)</w:t>
+      </w:r>
+      <w:r>
+        <w:t xml:space="preserve"> (Capital financier étranger [banquiers, etc…])</w:t>
+      </w:r>
+    </w:p>
+    <w:p>
+      <w:r>
+        <w:t>RE + produits financiers – charges financières</w:t>
+      </w:r>
+    </w:p>
+    <w:p/>
+    <w:p>
+      <w:r>
+        <w:t>RNC (résultat net comptable)</w:t>
+      </w:r>
+    </w:p>
+    <w:p>
+      <w:r>
+        <w:t>RC – charges exceptionnels + produits exceptionnels</w:t>
       </w:r>
       <w:r>
         <w:t xml:space="preserve">- </w:t>
       </w:r>
       <w:r>
-        <w:t>CBC/SCB) :</w:t>
+        <w:t>Impôt</w:t>
+      </w:r>
+      <w:r>
+        <w:t xml:space="preserve"> sur les sociétés - participation</w:t>
+      </w:r>
+    </w:p>
+    <w:p/>
+    <w:p>
+      <w:r>
+        <w:t>On se paie les dividendes sur le RNC avec le (KF) capital financier propre</w:t>
+      </w:r>
+    </w:p>
+    <w:p/>
+    <w:p>
+      <w:r>
+        <w:t>Rentabilité :</w:t>
+      </w:r>
+    </w:p>
+    <w:p>
+      <w:pPr>
+        <w:pStyle w:val="Paragraphedeliste"/>
+        <w:numPr>
+          <w:ilvl w:val="0"/>
+          <w:numId w:val="1"/>
+        </w:numPr>
+      </w:pPr>
+      <w:r>
+        <w:t>RNC/P</w:t>
       </w:r>
       <w:r>
         <w:t xml:space="preserve"> </w:t>
       </w:r>
       <w:r>
-        <w:t>Dettes à Long et Moyen Terme</w:t>
-      </w:r>
-      <w:r>
-        <w:t xml:space="preserve"> (appartiennent au</w:t>
-      </w:r>
-      <w:r>
-        <w:t>x</w:t>
-      </w:r>
-      <w:r>
-        <w:t xml:space="preserve"> banque</w:t>
-      </w:r>
-      <w:r>
-        <w:t>s</w:t>
-      </w:r>
-      <w:r>
-        <w:t>)</w:t>
-      </w:r>
-    </w:p>
-    <w:p>
-      <w:pPr>
-        <w:pStyle w:val="Paragraphedeliste"/>
-        <w:numPr>
-          <w:ilvl w:val="0"/>
-          <w:numId w:val="1"/>
-        </w:numPr>
-      </w:pPr>
-      <w:r>
-        <w:t>PC :</w:t>
-      </w:r>
-      <w:r>
-        <w:t xml:space="preserve"> </w:t>
-      </w:r>
-      <w:r>
-        <w:t>Passifs Circulant (Postes fournisseurs)</w:t>
-      </w:r>
-    </w:p>
-    <w:p>
-      <w:pPr>
-        <w:pStyle w:val="Paragraphedeliste"/>
-        <w:numPr>
-          <w:ilvl w:val="0"/>
-          <w:numId w:val="1"/>
-        </w:numPr>
-      </w:pPr>
-      <w:r>
-        <w:t>TP (</w:t>
-      </w:r>
-      <w:r>
-        <w:t xml:space="preserve">+ </w:t>
-      </w:r>
-      <w:r>
-        <w:t>CBC/SCB) :</w:t>
-      </w:r>
-      <w:r>
-        <w:t xml:space="preserve"> </w:t>
-      </w:r>
-      <w:r>
-        <w:t>Trésorerie de passif (CBC/SCB qu’on a extrait des DLMT)</w:t>
-      </w:r>
-    </w:p>
-    <w:p/>
-    <w:p>
-      <w:pPr>
-        <w:rPr>
-          <w:b/>
-          <w:bCs/>
-        </w:rPr>
-      </w:pPr>
-      <w:r>
-        <w:rPr>
-          <w:b/>
-          <w:bCs/>
-        </w:rPr>
-        <w:t>Etape de calcul :</w:t>
-      </w:r>
-    </w:p>
-    <w:p>
-      <w:r>
-        <w:t>3 cycles :</w:t>
-      </w:r>
-    </w:p>
-    <w:p>
-      <w:pPr>
-        <w:pStyle w:val="Paragraphedeliste"/>
-        <w:numPr>
-          <w:ilvl w:val="0"/>
-          <w:numId w:val="1"/>
-        </w:numPr>
-      </w:pPr>
-      <w:r>
-        <w:t>Prod</w:t>
-      </w:r>
-      <w:r>
-        <w:t xml:space="preserve"> (AI &amp; KP &amp; DLMT)</w:t>
-      </w:r>
-    </w:p>
-    <w:p>
-      <w:pPr>
-        <w:pStyle w:val="Paragraphedeliste"/>
-        <w:numPr>
-          <w:ilvl w:val="0"/>
-          <w:numId w:val="1"/>
-        </w:numPr>
-      </w:pPr>
-      <w:r>
-        <w:t>Exploit</w:t>
-      </w:r>
-      <w:r>
-        <w:t xml:space="preserve"> </w:t>
-      </w:r>
-      <w:r>
-        <w:t>(AC</w:t>
-      </w:r>
-      <w:r>
-        <w:t xml:space="preserve"> &amp; PC)</w:t>
-      </w:r>
-    </w:p>
+        <w:t>V</w:t>
+      </w:r>
+      <w:r>
+        <w:t>endues</w:t>
+      </w:r>
+      <w:r>
+        <w:t>=%</w:t>
+      </w:r>
+    </w:p>
+    <w:p>
+      <w:pPr>
+        <w:pStyle w:val="Paragraphedeliste"/>
+        <w:numPr>
+          <w:ilvl w:val="0"/>
+          <w:numId w:val="1"/>
+        </w:numPr>
+      </w:pPr>
+      <w:r>
+        <w:t>RNC/fonds propres=%</w:t>
+      </w:r>
+    </w:p>
+    <w:p/>
+    <w:p>
+      <w:r>
+        <w:t xml:space="preserve">Dans l’industrie les salaires sont environ 37% </w:t>
+      </w:r>
+    </w:p>
+    <w:p/>
+    <w:p>
+      <w:r>
+        <w:br w:type="page"/>
+      </w:r>
+    </w:p>
+    <w:p>
+      <w:pPr>
+        <w:pStyle w:val="Titre2"/>
+      </w:pPr>
+      <w:r>
+        <w:lastRenderedPageBreak/>
+        <w:t>Chapitre 3</w:t>
+      </w:r>
+    </w:p>
+    <w:p/>
     <w:p>
       <w:pPr>
         <w:pStyle w:val="Paragraphedeliste"/>
@@ -1295,870 +2729,117 @@
       <w:r>
         <w:t>Trésorerie</w:t>
       </w:r>
-      <w:r>
-        <w:t xml:space="preserve"> (TA &amp; TP)</w:t>
-      </w:r>
-    </w:p>
-    <w:p>
-      <w:r>
-        <w:t xml:space="preserve">En faisant un agrégat de ces 3 catégories on saura </w:t>
-      </w:r>
-      <w:r>
-        <w:t>s’il</w:t>
-      </w:r>
-      <w:r>
-        <w:t xml:space="preserve"> est équilibré</w:t>
-      </w:r>
-    </w:p>
-    <w:p>
-      <w:r>
-        <w:lastRenderedPageBreak/>
-        <w:t>On commence toujours par le haut de bilan (cycle de prod)</w:t>
-      </w:r>
-    </w:p>
-    <w:p>
-      <w:r>
-        <w:t>On ajoute KP et DLMT (</w:t>
-      </w:r>
-      <w:r>
-        <w:rPr>
-          <w:b/>
-          <w:bCs/>
-        </w:rPr>
-        <w:t>KP + DLMT = Capitaux Permanents</w:t>
-      </w:r>
-      <w:r>
-        <w:t>)</w:t>
-      </w:r>
-    </w:p>
-    <w:p>
-      <w:r>
-        <w:t>Ce sont des ressources stables (permanentes, de moyen/long termes)</w:t>
-      </w:r>
-    </w:p>
-    <w:p>
-      <w:r>
-        <w:t>Elles vont servir à financer l’AI</w:t>
-      </w:r>
-    </w:p>
-    <w:p>
-      <w:pPr>
-        <w:rPr>
-          <w:b/>
-          <w:bCs/>
-        </w:rPr>
-      </w:pPr>
-      <w:r>
-        <w:t xml:space="preserve">Donc </w:t>
-      </w:r>
-      <w:r>
-        <w:rPr>
-          <w:b/>
-          <w:bCs/>
-        </w:rPr>
-        <w:t xml:space="preserve">Capitaux Permanents </w:t>
-      </w:r>
-      <w:r>
-        <w:rPr>
-          <w:b/>
-          <w:bCs/>
-        </w:rPr>
-        <w:t>- AI</w:t>
-      </w:r>
-      <w:r>
-        <w:rPr>
-          <w:b/>
-          <w:bCs/>
-        </w:rPr>
-        <w:t xml:space="preserve"> = Fonds de roulement (FR)</w:t>
-      </w:r>
-    </w:p>
-    <w:p>
-      <w:r>
-        <w:t>Le FR doit être positif (c’est une exigence dans la plupart des entreprises)</w:t>
-      </w:r>
-    </w:p>
-    <w:p>
-      <w:r>
-        <w:t>Un FR positif = outil de prod correctement financé</w:t>
-      </w:r>
-      <w:r>
-        <w:t xml:space="preserve"> (avec des ressources stables)</w:t>
-      </w:r>
-    </w:p>
-    <w:p/>
-    <w:p>
-      <w:r>
-        <w:t>Puis on fait le cycle d’exploitation</w:t>
-      </w:r>
-    </w:p>
-    <w:p>
-      <w:r>
-        <w:t>L’Actif circulant est u problème à gérer</w:t>
-      </w:r>
-      <w:r>
-        <w:t xml:space="preserve"> (le temps s’écoule à chaque process avant de toucher l’argent)</w:t>
-      </w:r>
-      <w:r>
-        <w:t>, c’est du temps qui joue contre nous</w:t>
-      </w:r>
-    </w:p>
-    <w:p>
-      <w:r>
-        <w:t>L’argent qu’on doit au fournissant c’est du temps qui joue pour nous car on a toujours l’argent tant que le fournisseur n’est pas payé</w:t>
-      </w:r>
-    </w:p>
-    <w:p>
-      <w:pPr>
-        <w:rPr>
-          <w:b/>
-          <w:bCs/>
-        </w:rPr>
-      </w:pPr>
-      <w:r>
-        <w:rPr>
-          <w:b/>
-          <w:bCs/>
-        </w:rPr>
-        <w:t>AC – PC = Besoin en fonds de roulement</w:t>
-      </w:r>
-      <w:r>
-        <w:rPr>
-          <w:b/>
-          <w:bCs/>
-        </w:rPr>
-        <w:t xml:space="preserve"> (BFR)</w:t>
-      </w:r>
-    </w:p>
-    <w:p>
-      <w:r>
-        <w:t>Besoin en financement du cycle d’exploitation</w:t>
-      </w:r>
-    </w:p>
-    <w:p>
-      <w:r>
-        <w:t>Si le BFR est positif l’entreprise à besoin d’argent pour financer son cycle d’exploitation</w:t>
-      </w:r>
-    </w:p>
-    <w:p>
-      <w:r>
-        <w:t xml:space="preserve">Dans certaines entreprise faire un BFR positif </w:t>
+    </w:p>
+    <w:p>
+      <w:pPr>
+        <w:pStyle w:val="Paragraphedeliste"/>
+        <w:numPr>
+          <w:ilvl w:val="0"/>
+          <w:numId w:val="1"/>
+        </w:numPr>
+      </w:pPr>
+      <w:r>
+        <w:t>Auto-financement</w:t>
+      </w:r>
+    </w:p>
+    <w:p/>
+    <w:p>
+      <w:r>
+        <w:t>Trésorerie = argent dont l’entreprise dispose pour payer l’ensemble de ses dettes</w:t>
+      </w:r>
+    </w:p>
+    <w:p>
+      <w:r>
+        <w:t>Trésorerie -&gt; surplus monétaire</w:t>
+      </w:r>
+    </w:p>
+    <w:p/>
+    <w:p>
+      <w:r>
+        <w:t>Au bilan la trésorerie est celui à un jour donné dans l’année</w:t>
+      </w:r>
+    </w:p>
+    <w:p>
+      <w:r>
+        <w:t>La trésorerie est plus un flux qu’un stock</w:t>
+      </w:r>
+    </w:p>
+    <w:p>
+      <w:r>
+        <w:t>Bénéfice/perte pas une notion de trésorerie</w:t>
+      </w:r>
+    </w:p>
+    <w:p/>
+    <w:p>
+      <w:r>
+        <w:t>Cash-flow = capacité d’auto-financement</w:t>
+      </w:r>
+    </w:p>
+    <w:p>
+      <w:r>
+        <w:t>= surplus monétaire d’une entreprise dégagé au cours d’un exercice</w:t>
+      </w:r>
+    </w:p>
+    <w:p/>
+    <w:p>
+      <w:r>
+        <w:t xml:space="preserve">Les dotations ne sont </w:t>
+      </w:r>
+      <w:r>
+        <w:t>payées</w:t>
+      </w:r>
+      <w:r>
+        <w:t xml:space="preserve"> à personne</w:t>
+      </w:r>
+    </w:p>
+    <w:p>
+      <w:proofErr w:type="spellStart"/>
+      <w:r>
+        <w:t>Res</w:t>
+      </w:r>
+      <w:proofErr w:type="spellEnd"/>
+      <w:r>
+        <w:t xml:space="preserve"> de l’exercice + dotations – reprises + valeur comptable – produits de cession – SIVCR</w:t>
+      </w:r>
+    </w:p>
+    <w:p>
+      <w:r>
+        <w:t>= Cash-flow</w:t>
+      </w:r>
+    </w:p>
+    <w:p/>
+    <w:p>
+      <w:r>
+        <w:t xml:space="preserve">On rajoute des charges (dotation) sauf que </w:t>
       </w:r>
       <w:r>
         <w:t>ce n’est pas</w:t>
       </w:r>
       <w:r>
-        <w:t xml:space="preserve"> possible autrement</w:t>
-      </w:r>
-    </w:p>
-    <w:p>
-      <w:r>
-        <w:t xml:space="preserve">La taille du BFR va dépendre aussi du niveau d’activité (Chiffre </w:t>
-      </w:r>
-      <w:r>
-        <w:t>d’affaires</w:t>
-      </w:r>
-      <w:r>
-        <w:t>)</w:t>
-      </w:r>
-    </w:p>
-    <w:p>
-      <w:r>
-        <w:t>Le BFR est financé par le FR, si le FR &gt; BFR alors le bilan est équilibré</w:t>
-      </w:r>
-    </w:p>
-    <w:p>
-      <w:r>
-        <w:t>Si le FR &lt; BFR alors la trésorerie financera ce qui veut dire que la banque financera</w:t>
-      </w:r>
-    </w:p>
-    <w:p/>
-    <w:p>
-      <w:pPr>
-        <w:rPr>
-          <w:b/>
-          <w:bCs/>
-        </w:rPr>
-      </w:pPr>
-      <w:r>
-        <w:rPr>
-          <w:b/>
-          <w:bCs/>
-        </w:rPr>
-        <w:t>Enfin on fait le cycle de trésorerie :</w:t>
-      </w:r>
-    </w:p>
-    <w:p>
-      <w:pPr>
-        <w:rPr>
-          <w:b/>
-          <w:bCs/>
-        </w:rPr>
-      </w:pPr>
-      <w:r>
-        <w:rPr>
-          <w:b/>
-          <w:bCs/>
-        </w:rPr>
-        <w:t xml:space="preserve">TA – TP = Trésorerie </w:t>
-      </w:r>
-      <w:r>
-        <w:rPr>
-          <w:b/>
-          <w:bCs/>
-        </w:rPr>
-        <w:t>N</w:t>
-      </w:r>
-      <w:r>
-        <w:rPr>
-          <w:b/>
-          <w:bCs/>
-        </w:rPr>
-        <w:t>ette</w:t>
-      </w:r>
-      <w:r>
-        <w:rPr>
-          <w:b/>
-          <w:bCs/>
-        </w:rPr>
-        <w:t xml:space="preserve"> (TN)</w:t>
-      </w:r>
-    </w:p>
-    <w:p>
-      <w:r>
-        <w:t>Il ne faut</w:t>
+        <w:t xml:space="preserve"> des charges car </w:t>
+      </w:r>
+      <w:r>
+        <w:t>on ne les encaisse</w:t>
       </w:r>
       <w:r>
         <w:t xml:space="preserve"> pas</w:t>
       </w:r>
       <w:r>
-        <w:t xml:space="preserve"> financer le bilan par le bas (trésorerie) sinon il est déséquilibré</w:t>
-      </w:r>
-    </w:p>
-    <w:p>
-      <w:pPr>
-        <w:rPr>
-          <w:b/>
-          <w:bCs/>
-        </w:rPr>
-      </w:pPr>
-      <w:r>
-        <w:rPr>
-          <w:b/>
-          <w:bCs/>
-        </w:rPr>
-        <w:t xml:space="preserve">FR - BFR = </w:t>
-      </w:r>
-      <w:r>
-        <w:rPr>
-          <w:b/>
-          <w:bCs/>
-        </w:rPr>
-        <w:t>TN</w:t>
-      </w:r>
-    </w:p>
-    <w:p/>
-    <w:p>
-      <w:pPr>
-        <w:rPr>
-          <w:b/>
-          <w:bCs/>
-        </w:rPr>
-      </w:pPr>
-      <w:r>
-        <w:rPr>
-          <w:b/>
-          <w:bCs/>
-        </w:rPr>
-        <w:t>EXO</w:t>
-      </w:r>
-      <w:r>
-        <w:rPr>
-          <w:b/>
-          <w:bCs/>
-        </w:rPr>
-        <w:t> </w:t>
-      </w:r>
-      <w:r>
-        <w:rPr>
-          <w:b/>
-          <w:bCs/>
-        </w:rPr>
-        <w:t xml:space="preserve">1 </w:t>
-      </w:r>
-      <w:r>
-        <w:rPr>
-          <w:b/>
-          <w:bCs/>
-        </w:rPr>
-        <w:t>:</w:t>
-      </w:r>
-    </w:p>
-    <w:p>
-      <w:r>
-        <w:t>FR = 51,2</w:t>
-      </w:r>
-      <w:r>
-        <w:t xml:space="preserve"> – </w:t>
-      </w:r>
-      <w:r>
-        <w:t>34</w:t>
-      </w:r>
-      <w:r>
-        <w:t xml:space="preserve"> </w:t>
-      </w:r>
-      <w:r>
-        <w:t>=</w:t>
-      </w:r>
-      <w:r>
-        <w:t xml:space="preserve"> </w:t>
-      </w:r>
-      <w:r>
-        <w:t>17,2</w:t>
-      </w:r>
-      <w:r>
-        <w:t xml:space="preserve"> (Excédent de ressources)</w:t>
-      </w:r>
-    </w:p>
-    <w:p>
-      <w:r>
-        <w:t>BFR = 62 – 32 = 30</w:t>
-      </w:r>
-      <w:r>
-        <w:t xml:space="preserve"> (Excédent d’emplois)</w:t>
-      </w:r>
-    </w:p>
-    <w:p>
-      <w:r>
-        <w:t>TN = 4 – 16,8 = -</w:t>
-      </w:r>
-      <w:r>
-        <w:t>12,8</w:t>
-      </w:r>
-      <w:r>
-        <w:t xml:space="preserve"> (Excédent de ressources)</w:t>
-      </w:r>
-    </w:p>
-    <w:p/>
-    <w:p>
-      <w:r>
-        <w:t>FR de 17,2 en ressources</w:t>
-      </w:r>
-    </w:p>
-    <w:p/>
-    <w:p>
-      <w:r>
-        <w:t>BFR de 30 en emplois</w:t>
-      </w:r>
-    </w:p>
-    <w:p>
-      <w:r>
-        <w:t>TN de 12,8 en ressources</w:t>
-      </w:r>
-    </w:p>
-    <w:p>
-      <w:r>
-        <w:t>TN + FR = 30 et BFR = 30</w:t>
-      </w:r>
-      <w:r>
-        <w:t xml:space="preserve"> donc TN + F</w:t>
-      </w:r>
-      <w:r>
-        <w:t>R</w:t>
-      </w:r>
-      <w:r>
-        <w:t xml:space="preserve"> = BFR</w:t>
-      </w:r>
-    </w:p>
-    <w:p>
-      <w:r>
-        <w:t>Le RF est positif donc l’outil est correctement financé</w:t>
-      </w:r>
-    </w:p>
-    <w:p>
-      <w:r>
-        <w:t>BFR &gt; FR donc conséquence la trésorerie de passif couvre une partie assez importante du BFR</w:t>
-      </w:r>
-    </w:p>
-    <w:p>
-      <w:r>
-        <w:t>BFR &gt; FR donc le bilan n’est pas équilibré</w:t>
-      </w:r>
-    </w:p>
-    <w:p>
-      <w:r>
-        <w:t xml:space="preserve">21,7 des banques et 12,8 en bas aussi des banques (quasi 40%) </w:t>
-      </w:r>
-    </w:p>
-    <w:p>
-      <w:r>
-        <w:t>L’Actif Circulant doit être revu (stocks et client)</w:t>
-      </w:r>
-    </w:p>
-    <w:p/>
-    <w:p>
-      <w:pPr>
-        <w:rPr>
-          <w:b/>
-          <w:bCs/>
-        </w:rPr>
-      </w:pPr>
-      <w:r>
-        <w:rPr>
-          <w:b/>
-          <w:bCs/>
-        </w:rPr>
-        <w:t>EXO 2 sur la feuille</w:t>
-      </w:r>
-    </w:p>
-    <w:p/>
-    <w:p>
-      <w:pPr>
-        <w:rPr>
-          <w:b/>
-          <w:bCs/>
-        </w:rPr>
-      </w:pPr>
-      <w:r>
-        <w:rPr>
-          <w:b/>
-          <w:bCs/>
-        </w:rPr>
-        <w:t>EXO 3 sur l’autre feuille</w:t>
-      </w:r>
-    </w:p>
-    <w:p>
-      <w:r>
-        <w:t>Vers 60% une entreprise doit réfléchir si l’entreprise doit réinvestir dans son matériel qui est amortit</w:t>
-      </w:r>
-    </w:p>
-    <w:p/>
-    <w:p>
-      <w:r>
-        <w:t>Coefficient de vétu</w:t>
-      </w:r>
-      <w:r>
-        <w:t>s</w:t>
-      </w:r>
-      <w:r>
-        <w:t xml:space="preserve">té </w:t>
-      </w:r>
-      <w:r>
-        <w:t>(%</w:t>
-      </w:r>
-      <w:r>
-        <w:t xml:space="preserve"> d’amortissement</w:t>
-      </w:r>
-      <w:r>
-        <w:t>s</w:t>
-      </w:r>
-      <w:r>
-        <w:t>)</w:t>
-      </w:r>
-    </w:p>
-    <w:p/>
-    <w:p>
-      <w:pPr>
-        <w:rPr>
-          <w:b/>
-          <w:bCs/>
-        </w:rPr>
-      </w:pPr>
-      <w:r>
-        <w:rPr>
-          <w:b/>
-          <w:bCs/>
-        </w:rPr>
-        <w:t>EXO 4 sur l’autre feuille</w:t>
-      </w:r>
-    </w:p>
-    <w:p>
-      <w:r>
-        <w:t>Les fournisseurs financent l’outil de production (pas normal)</w:t>
-      </w:r>
-    </w:p>
-    <w:p>
-      <w:r>
-        <w:t>Haut de bilan déséquilibré</w:t>
-      </w:r>
-    </w:p>
-    <w:p>
-      <w:r>
-        <w:t>L’outil de prod vient juste d’être financé (les banques n’ont peut-être pas encore financé)</w:t>
-      </w:r>
-    </w:p>
-    <w:p>
-      <w:r>
-        <w:t>Pas d’endettement</w:t>
-      </w:r>
-    </w:p>
-    <w:p>
-      <w:r>
-        <w:t>Un financement bancaire peut résoudre le problème du FR négatif</w:t>
-      </w:r>
-    </w:p>
-    <w:p/>
-    <w:p>
-      <w:r>
-        <w:t>Les effets à recevoir sont des futurs postes client</w:t>
-      </w:r>
-    </w:p>
-    <w:p>
-      <w:r>
-        <w:t>Effets à recevoir :</w:t>
-      </w:r>
-    </w:p>
-    <w:p>
-      <w:pPr>
-        <w:pStyle w:val="Paragraphedeliste"/>
-        <w:numPr>
-          <w:ilvl w:val="0"/>
-          <w:numId w:val="1"/>
-        </w:numPr>
-      </w:pPr>
-      <w:r>
-        <w:t>L’effet est un effet de commerce (reconnait d’avoir une dette dans un document qui est nommé « effet de commerce »)</w:t>
-      </w:r>
-    </w:p>
-    <w:p>
-      <w:pPr>
-        <w:pStyle w:val="Paragraphedeliste"/>
-        <w:numPr>
-          <w:ilvl w:val="0"/>
-          <w:numId w:val="1"/>
-        </w:numPr>
-      </w:pPr>
-      <w:r>
-        <w:t>Exemple</w:t>
-      </w:r>
-      <w:r>
-        <w:t>s</w:t>
-      </w:r>
-      <w:r>
-        <w:t> :</w:t>
-      </w:r>
-    </w:p>
-    <w:p>
-      <w:pPr>
-        <w:pStyle w:val="Paragraphedeliste"/>
-        <w:numPr>
-          <w:ilvl w:val="1"/>
-          <w:numId w:val="1"/>
-        </w:numPr>
-      </w:pPr>
-      <w:r>
-        <w:t xml:space="preserve"> </w:t>
-      </w:r>
-      <w:r>
-        <w:t>Chèque</w:t>
-      </w:r>
-      <w:r>
-        <w:t xml:space="preserve"> bancaire (valable 1 an et 8 jours)</w:t>
-      </w:r>
-    </w:p>
-    <w:p>
-      <w:pPr>
-        <w:pStyle w:val="Paragraphedeliste"/>
-        <w:numPr>
-          <w:ilvl w:val="1"/>
-          <w:numId w:val="1"/>
-        </w:numPr>
-      </w:pPr>
-      <w:r>
-        <w:t>Lettre de change (date + échéance) (encaissable après l’échéance)</w:t>
-      </w:r>
-    </w:p>
-    <w:p>
-      <w:pPr>
-        <w:pStyle w:val="Paragraphedeliste"/>
-        <w:numPr>
-          <w:ilvl w:val="1"/>
-          <w:numId w:val="1"/>
-        </w:numPr>
-      </w:pPr>
-      <w:r>
-        <w:t>Billet à ordre (date + échéance) (encaissable après l’échéance)</w:t>
-      </w:r>
-    </w:p>
-    <w:p>
-      <w:r>
-        <w:lastRenderedPageBreak/>
-        <w:t>Dans le bilan passif :</w:t>
-      </w:r>
-    </w:p>
-    <w:p>
-      <w:pPr>
-        <w:pStyle w:val="Paragraphedeliste"/>
-        <w:numPr>
-          <w:ilvl w:val="0"/>
-          <w:numId w:val="1"/>
-        </w:numPr>
-      </w:pPr>
-      <w:r>
-        <w:t>Capital social (argent de base dans l’entreprise)</w:t>
-      </w:r>
-    </w:p>
-    <w:p>
-      <w:pPr>
-        <w:pStyle w:val="Paragraphedeliste"/>
-        <w:numPr>
-          <w:ilvl w:val="0"/>
-          <w:numId w:val="1"/>
-        </w:numPr>
-      </w:pPr>
-      <w:r>
-        <w:t>Primes d’émission (à chaque augmentation du capital social)</w:t>
-      </w:r>
-    </w:p>
-    <w:p>
-      <w:pPr>
-        <w:pStyle w:val="Paragraphedeliste"/>
-        <w:numPr>
-          <w:ilvl w:val="0"/>
-          <w:numId w:val="1"/>
-        </w:numPr>
-      </w:pPr>
-      <w:r>
-        <w:t>Ecarts de réévaluation (quasi jamais dans le bilan</w:t>
-      </w:r>
-      <w:r>
-        <w:t xml:space="preserve"> [2 fois en 70 ans]</w:t>
-      </w:r>
-      <w:r>
-        <w:t>)</w:t>
-      </w:r>
-    </w:p>
-    <w:p>
-      <w:pPr>
-        <w:pStyle w:val="Paragraphedeliste"/>
-        <w:numPr>
-          <w:ilvl w:val="0"/>
-          <w:numId w:val="1"/>
-        </w:numPr>
-      </w:pPr>
-      <w:r>
-        <w:t>Réserves (sommes des réserves)</w:t>
-      </w:r>
-    </w:p>
-    <w:p>
-      <w:pPr>
-        <w:pStyle w:val="Paragraphedeliste"/>
-        <w:numPr>
-          <w:ilvl w:val="0"/>
-          <w:numId w:val="1"/>
-        </w:numPr>
-      </w:pPr>
-      <w:r>
-        <w:t>Report à nouveau</w:t>
-      </w:r>
-    </w:p>
-    <w:p>
-      <w:pPr>
-        <w:pStyle w:val="Paragraphedeliste"/>
-        <w:numPr>
-          <w:ilvl w:val="0"/>
-          <w:numId w:val="1"/>
-        </w:numPr>
-      </w:pPr>
-      <w:r>
-        <w:t>Résultat de l’exercice</w:t>
-      </w:r>
-    </w:p>
-    <w:p>
-      <w:r>
-        <w:t>Donne le SNC (Situation Nette Comptable)</w:t>
-      </w:r>
-    </w:p>
-    <w:p/>
-    <w:p>
-      <w:r>
-        <w:t xml:space="preserve">Première utilisation du </w:t>
-      </w:r>
-      <w:r>
-        <w:t>SNC :</w:t>
-      </w:r>
-    </w:p>
-    <w:p>
-      <w:pPr>
-        <w:pStyle w:val="Paragraphedeliste"/>
-        <w:numPr>
-          <w:ilvl w:val="0"/>
-          <w:numId w:val="1"/>
-        </w:numPr>
-      </w:pPr>
-      <w:r>
-        <w:t>SNC &gt; 50% du capital social</w:t>
-      </w:r>
-    </w:p>
-    <w:p>
-      <w:r>
-        <w:t>Si SNC &lt; 50% l’entreprise doit convoquer une AG extraordinaire</w:t>
-      </w:r>
-      <w:r>
-        <w:t xml:space="preserve"> en plus de l’AG ordinaire</w:t>
-      </w:r>
-    </w:p>
-    <w:p/>
-    <w:p>
-      <w:r>
-        <w:t>Deuxième utilisation :</w:t>
-      </w:r>
-    </w:p>
-    <w:p>
-      <w:pPr>
-        <w:pStyle w:val="Paragraphedeliste"/>
-        <w:numPr>
-          <w:ilvl w:val="0"/>
-          <w:numId w:val="1"/>
-        </w:numPr>
-      </w:pPr>
-      <w:r>
-        <w:t>Dettes financières globale / SNC &lt; 1</w:t>
-      </w:r>
-    </w:p>
-    <w:p>
-      <w:r>
-        <w:t>Si &gt;1 alors l’entreprise est endettée</w:t>
-      </w:r>
-    </w:p>
-    <w:p/>
-    <w:p>
-      <w:r>
-        <w:t>Troisième usage </w:t>
-      </w:r>
-      <w:r>
-        <w:t xml:space="preserve">(on ne l’utilise pas) </w:t>
-      </w:r>
-      <w:r>
-        <w:t>ici :</w:t>
-      </w:r>
-    </w:p>
-    <w:p>
-      <w:pPr>
-        <w:pStyle w:val="Paragraphedeliste"/>
-        <w:numPr>
-          <w:ilvl w:val="0"/>
-          <w:numId w:val="1"/>
-        </w:numPr>
-      </w:pPr>
-      <w:r>
-        <w:t>Valeurs mathématique</w:t>
-      </w:r>
-    </w:p>
-    <w:p/>
-    <w:p>
-      <w:r>
-        <w:t>2 formes de remplacements :</w:t>
-      </w:r>
-    </w:p>
-    <w:p>
-      <w:pPr>
-        <w:pStyle w:val="Paragraphedeliste"/>
-        <w:numPr>
-          <w:ilvl w:val="0"/>
-          <w:numId w:val="1"/>
-        </w:numPr>
-      </w:pPr>
-      <w:r>
-        <w:t>Remplacer du matériel vétuste</w:t>
-      </w:r>
-    </w:p>
-    <w:p>
-      <w:pPr>
-        <w:pStyle w:val="Paragraphedeliste"/>
-        <w:numPr>
-          <w:ilvl w:val="0"/>
-          <w:numId w:val="1"/>
-        </w:numPr>
-      </w:pPr>
-      <w:r>
-        <w:t>Ajout de matériel pour rajouter de la production (investissement de croissance)</w:t>
-      </w:r>
-    </w:p>
-    <w:p/>
-    <w:p/>
-    <w:p>
-      <w:pPr>
-        <w:pStyle w:val="Titre2"/>
-      </w:pPr>
-      <w:r>
-        <w:t>Chapitre 2</w:t>
-      </w:r>
-    </w:p>
-    <w:p>
-      <w:r>
-        <w:t>Résultat d’exploitation</w:t>
-      </w:r>
-      <w:r>
-        <w:t xml:space="preserve"> (GG)</w:t>
-      </w:r>
-      <w:r>
-        <w:t xml:space="preserve"> + résultat financier</w:t>
-      </w:r>
-      <w:r>
-        <w:t xml:space="preserve"> (GV)</w:t>
-      </w:r>
-      <w:r>
-        <w:t xml:space="preserve"> + résultat exceptionnel </w:t>
-      </w:r>
-      <w:r>
-        <w:t xml:space="preserve">(HI) </w:t>
-      </w:r>
-      <w:r>
-        <w:t>– IS</w:t>
-      </w:r>
-      <w:r>
-        <w:t xml:space="preserve"> </w:t>
-      </w:r>
-      <w:r>
-        <w:t>– participation = RNC</w:t>
-      </w:r>
-      <w:r>
-        <w:t xml:space="preserve"> (HN)</w:t>
-      </w:r>
-    </w:p>
-    <w:p>
-      <w:r>
-        <w:t>Un résultat positif dans le résultat d’exploitation veut dire que l’entreprise gagne de l’argent sur son secteur principal.</w:t>
-      </w:r>
-    </w:p>
-    <w:p>
-      <w:r>
-        <w:t>Résultat financier = différence entre les produits financier</w:t>
-      </w:r>
-      <w:r>
-        <w:t xml:space="preserve"> (placements</w:t>
-      </w:r>
-      <w:r>
-        <w:t xml:space="preserve"> en bourse</w:t>
-      </w:r>
-      <w:r>
-        <w:t>)</w:t>
-      </w:r>
-      <w:r>
-        <w:t xml:space="preserve"> et les charges financière.</w:t>
-      </w:r>
-    </w:p>
-    <w:p>
-      <w:r>
-        <w:t>Résultat financier = produits financiers – charge financière</w:t>
-      </w:r>
-    </w:p>
-    <w:p>
-      <w:r>
-        <w:lastRenderedPageBreak/>
-        <w:t>Résultat exceptionnel</w:t>
-      </w:r>
-      <w:r>
-        <w:t xml:space="preserve"> = produits qui ne se reproduit pas de façon récurrente (vente de machine…)</w:t>
-      </w:r>
-    </w:p>
-    <w:p>
-      <w:r>
-        <w:t>IS = impôts société</w:t>
-      </w:r>
-    </w:p>
-    <w:p/>
+        <w:t xml:space="preserve"> et pas des produits car on les produits pas</w:t>
+      </w:r>
+    </w:p>
+    <w:p/>
+    <w:p>
+      <w:r>
+        <w:t>On ne prend pas dans le calcul du cash-flow les éléments exceptionnels sinon ça grossirait artificiellement le cash-flow et ferait croire à une augmentation de l’activité</w:t>
+      </w:r>
+    </w:p>
+    <w:p/>
+    <w:p>
+      <w:r>
+        <w:t xml:space="preserve">Une subvention est entièrement à moi quand le bien est entièrement amorti </w:t>
+      </w:r>
+    </w:p>
     <w:sectPr>
       <w:pgSz w:w="11906" w:h="16838"/>
       <w:pgMar w:top="1417" w:right="1417" w:bottom="1417" w:left="1417" w:header="708" w:footer="708" w:gutter="0"/>

--- a/S8/Analyse Financière/CM.docx
+++ b/S8/Analyse Financière/CM.docx
@@ -335,10 +335,7 @@
     </w:p>
     <w:p>
       <w:r>
-        <w:t xml:space="preserve">Cela permet </w:t>
-      </w:r>
-      <w:r>
-        <w:t>aux entreprises de savoir si elles doivent renouveler leurs biens (c’est un indicateur) afin de savoir si leurs investissement</w:t>
+        <w:t>Cela permet aux entreprises de savoir si elles doivent renouveler leurs biens (c’est un indicateur) afin de savoir si leurs investissement</w:t>
       </w:r>
       <w:r>
         <w:t xml:space="preserve"> ont perdu de la valeur.</w:t>
@@ -453,13 +450,7 @@
     </w:p>
     <w:p>
       <w:r>
-        <w:t>Un bilan comptable </w:t>
-      </w:r>
-      <w:r>
-        <w:t>≠</w:t>
-      </w:r>
-      <w:r>
-        <w:t xml:space="preserve"> bilan financier</w:t>
+        <w:t>Un bilan comptable ≠ bilan financier</w:t>
       </w:r>
     </w:p>
     <w:p/>
@@ -511,10 +502,7 @@
     </w:p>
     <w:p>
       <w:r>
-        <w:t>On</w:t>
-      </w:r>
-      <w:r>
-        <w:t xml:space="preserve"> reprend les provisions et on le déclare en les repayant sur les impôts.</w:t>
+        <w:t>On reprend les provisions et on le déclare en les repayant sur les impôts.</w:t>
       </w:r>
     </w:p>
     <w:p>
@@ -1451,14 +1439,7 @@
           <w:b/>
           <w:bCs/>
         </w:rPr>
-        <w:t>AC – PC = Besoin en fonds de roulement</w:t>
-      </w:r>
-      <w:r>
-        <w:rPr>
-          <w:b/>
-          <w:bCs/>
-        </w:rPr>
-        <w:t xml:space="preserve"> (BFR)</w:t>
+        <w:t>AC – PC = Besoin en fonds de roulement (BFR)</w:t>
       </w:r>
     </w:p>
     <w:p>
@@ -1609,14 +1590,7 @@
           <w:b/>
           <w:bCs/>
         </w:rPr>
-        <w:t>EXO</w:t>
-      </w:r>
-      <w:r>
-        <w:rPr>
-          <w:b/>
-          <w:bCs/>
-        </w:rPr>
-        <w:t> </w:t>
+        <w:t>EXO </w:t>
       </w:r>
       <w:r>
         <w:rPr>
@@ -2262,9 +2236,6 @@
     </w:p>
     <w:p>
       <w:r>
-        <w:rPr>
-          <w:noProof/>
-        </w:rPr>
         <w:drawing>
           <wp:inline distT="0" distB="0" distL="0" distR="0" wp14:anchorId="129F6232" wp14:editId="224A8ABA">
             <wp:extent cx="4067175" cy="1748455"/>
@@ -2458,9 +2429,6 @@
     <w:p/>
     <w:p>
       <w:r>
-        <w:rPr>
-          <w:noProof/>
-        </w:rPr>
         <w:drawing>
           <wp:inline distT="0" distB="0" distL="0" distR="0" wp14:anchorId="38AE7CCC" wp14:editId="2526AA8A">
             <wp:extent cx="5694251" cy="2447925"/>
@@ -2799,21 +2767,47 @@
       </w:r>
       <w:proofErr w:type="spellEnd"/>
       <w:r>
-        <w:t xml:space="preserve"> de l’exercice + dotations – reprises + valeur comptable – produits de cession – SIVCR</w:t>
+        <w:t xml:space="preserve"> de l’exercice + dotations – reprises + valeur comptable – produits de cession – </w:t>
+      </w:r>
+      <w:r>
+        <w:t>subvention d’investissement virée au CR</w:t>
       </w:r>
     </w:p>
     <w:p>
       <w:r>
         <w:t>= Cash-flow</w:t>
       </w:r>
-    </w:p>
-    <w:p/>
-    <w:p>
-      <w:r>
-        <w:t xml:space="preserve">On rajoute des charges (dotation) sauf que </w:t>
-      </w:r>
-      <w:r>
-        <w:t>ce n’est pas</w:t>
+      <w:r>
+        <w:t xml:space="preserve"> (capacité d’autofinancement [</w:t>
+      </w:r>
+      <w:r>
+        <w:t>C</w:t>
+      </w:r>
+      <w:r>
+        <w:t>AF])</w:t>
+      </w:r>
+    </w:p>
+    <w:p/>
+    <w:p>
+      <w:r>
+        <w:t xml:space="preserve">On rajoute des charges (dotation) </w:t>
+      </w:r>
+      <w:proofErr w:type="gramStart"/>
+      <w:r>
+        <w:t>sauf que</w:t>
+      </w:r>
+      <w:proofErr w:type="gramEnd"/>
+      <w:r>
+        <w:t xml:space="preserve"> </w:t>
+      </w:r>
+      <w:r>
+        <w:t xml:space="preserve">ce </w:t>
+      </w:r>
+      <w:r>
+        <w:t>ne sont</w:t>
+      </w:r>
+      <w:r>
+        <w:t xml:space="preserve"> pas</w:t>
       </w:r>
       <w:r>
         <w:t xml:space="preserve"> des charges car </w:t>
@@ -2840,6 +2834,285 @@
         <w:t xml:space="preserve">Une subvention est entièrement à moi quand le bien est entièrement amorti </w:t>
       </w:r>
     </w:p>
+    <w:p/>
+    <w:p>
+      <w:r>
+        <w:t>Valeur comptable &amp;&amp; produit de cession = EAC (éléments d’actif cédés)</w:t>
+      </w:r>
+    </w:p>
+    <w:p>
+      <w:r>
+        <w:t>Ce sont des éléments exceptionnels</w:t>
+      </w:r>
+    </w:p>
+    <w:p/>
+    <w:p>
+      <w:r>
+        <w:t>En bas du résultat net comptable elle n’a pas encore payé les dividendes</w:t>
+      </w:r>
+    </w:p>
+    <w:p>
+      <w:r>
+        <w:lastRenderedPageBreak/>
+        <w:t>CAF positif l’entreprise peut verser les dividendes</w:t>
+      </w:r>
+    </w:p>
+    <w:p>
+      <w:r>
+        <w:t>Le cash-flow permet d’auto financer les investissements futur</w:t>
+      </w:r>
+    </w:p>
+    <w:p/>
+    <w:p>
+      <w:r>
+        <w:t>3 façon de lever des capitaux :</w:t>
+      </w:r>
+    </w:p>
+    <w:p>
+      <w:pPr>
+        <w:pStyle w:val="Paragraphedeliste"/>
+        <w:numPr>
+          <w:ilvl w:val="0"/>
+          <w:numId w:val="1"/>
+        </w:numPr>
+      </w:pPr>
+      <w:r>
+        <w:t>Appel aux marchés de capitaux (actions, obligations) (que pour les SA)</w:t>
+      </w:r>
+    </w:p>
+    <w:p>
+      <w:pPr>
+        <w:pStyle w:val="Paragraphedeliste"/>
+        <w:numPr>
+          <w:ilvl w:val="0"/>
+          <w:numId w:val="1"/>
+        </w:numPr>
+      </w:pPr>
+      <w:r>
+        <w:t>Autofinancement sur fonds propres</w:t>
+      </w:r>
+    </w:p>
+    <w:p>
+      <w:pPr>
+        <w:pStyle w:val="Paragraphedeliste"/>
+        <w:numPr>
+          <w:ilvl w:val="0"/>
+          <w:numId w:val="1"/>
+        </w:numPr>
+      </w:pPr>
+      <w:r>
+        <w:t>Emprunts (banques) (intérêts</w:t>
+      </w:r>
+      <w:r>
+        <w:t xml:space="preserve"> [compte de résultat]</w:t>
+      </w:r>
+      <w:r>
+        <w:t xml:space="preserve"> / capital</w:t>
+      </w:r>
+      <w:r>
+        <w:t xml:space="preserve"> [] CAF / cash-flow</w:t>
+      </w:r>
+      <w:r>
+        <w:t>)</w:t>
+      </w:r>
+    </w:p>
+    <w:p/>
+    <w:p>
+      <w:r>
+        <w:t>Cash-flow permet de savoir si elle peut investir d’elle-même</w:t>
+      </w:r>
+    </w:p>
+    <w:p>
+      <w:r>
+        <w:t>2 choses à rembourser sur un prêt :</w:t>
+      </w:r>
+    </w:p>
+    <w:p>
+      <w:pPr>
+        <w:pStyle w:val="Paragraphedeliste"/>
+        <w:numPr>
+          <w:ilvl w:val="0"/>
+          <w:numId w:val="1"/>
+        </w:numPr>
+      </w:pPr>
+      <w:r>
+        <w:t>Les intérêts</w:t>
+      </w:r>
+    </w:p>
+    <w:p>
+      <w:pPr>
+        <w:pStyle w:val="Paragraphedeliste"/>
+        <w:numPr>
+          <w:ilvl w:val="0"/>
+          <w:numId w:val="1"/>
+        </w:numPr>
+      </w:pPr>
+      <w:r>
+        <w:t>Le prêt en lui-même</w:t>
+      </w:r>
+    </w:p>
+    <w:p/>
+    <w:p>
+      <w:r>
+        <w:t xml:space="preserve">Les charges financières sont déjà dans le compte de </w:t>
+      </w:r>
+      <w:r>
+        <w:t>résultat</w:t>
+      </w:r>
+    </w:p>
+    <w:p>
+      <w:r>
+        <w:t>Mais dans le compte de résultat le capital n’apparait pas</w:t>
+      </w:r>
+    </w:p>
+    <w:p>
+      <w:r>
+        <w:t xml:space="preserve">Le cash-flow permet donc de savoir </w:t>
+      </w:r>
+      <w:r>
+        <w:t>s’il</w:t>
+      </w:r>
+      <w:r>
+        <w:t xml:space="preserve"> y a assez de trésorerie pour rembourser de capital des emprunts</w:t>
+      </w:r>
+    </w:p>
+    <w:p/>
+    <w:p>
+      <w:r>
+        <w:t>Si la durée moyenne des emprunts est supérieure à au cash-flow rapporté à l’année le cash-flow est suffisant</w:t>
+      </w:r>
+    </w:p>
+    <w:p/>
+    <w:p>
+      <w:pPr>
+        <w:rPr>
+          <w:b/>
+          <w:bCs/>
+        </w:rPr>
+      </w:pPr>
+      <w:r>
+        <w:rPr>
+          <w:b/>
+          <w:bCs/>
+        </w:rPr>
+        <w:t>Exercice</w:t>
+      </w:r>
+      <w:r>
+        <w:rPr>
+          <w:b/>
+          <w:bCs/>
+        </w:rPr>
+        <w:t xml:space="preserve"> Mercier</w:t>
+      </w:r>
+      <w:r>
+        <w:rPr>
+          <w:b/>
+          <w:bCs/>
+        </w:rPr>
+        <w:t> :</w:t>
+      </w:r>
+    </w:p>
+    <w:p>
+      <w:r>
+        <w:t>L’entreprise gagne des parts de marché en 2017 et 2018</w:t>
+      </w:r>
+      <w:r>
+        <w:t xml:space="preserve"> largement au-dessus du marché (prod vendue)</w:t>
+      </w:r>
+    </w:p>
+    <w:p>
+      <w:r>
+        <w:t>En 2017 la croissance des conso en provenance de tier est plus basse que le CA mais en 2018 et 2019 c’est l’inverse</w:t>
+      </w:r>
+    </w:p>
+    <w:p>
+      <w:r>
+        <w:t>Les charges variables doivent bouger avec l’activité</w:t>
+      </w:r>
+    </w:p>
+    <w:p/>
+    <w:p>
+      <w:r>
+        <w:t xml:space="preserve">Moyenne de prod sur les 4 ans peut-être un début de </w:t>
+      </w:r>
+      <w:r>
+        <w:t>récession</w:t>
+      </w:r>
+      <w:r>
+        <w:t xml:space="preserve"> avec les dernière perfs mais plus haut que la moyenne des autres entreprises</w:t>
+      </w:r>
+    </w:p>
+    <w:p/>
+    <w:p>
+      <w:r>
+        <w:t>Pas trop d’</w:t>
+      </w:r>
+      <w:proofErr w:type="spellStart"/>
+      <w:r>
+        <w:t>impots</w:t>
+      </w:r>
+      <w:proofErr w:type="spellEnd"/>
+    </w:p>
+    <w:p>
+      <w:r>
+        <w:t>EBE positif pour rémunérer les différentes formes de capital</w:t>
+      </w:r>
+    </w:p>
+    <w:p>
+      <w:r>
+        <w:t>Beaucoup de salaires qui augmentent</w:t>
+      </w:r>
+    </w:p>
+    <w:p>
+      <w:r>
+        <w:lastRenderedPageBreak/>
+        <w:t>EBE positif mais il baisse de manière significative à cause des charges personnels</w:t>
+      </w:r>
+    </w:p>
+    <w:p>
+      <w:r>
+        <w:t>La productivité stagne, au-dessus du secteur mais il faut une meilleur VA</w:t>
+      </w:r>
+    </w:p>
+    <w:p>
+      <w:r>
+        <w:t>Aucun secteur doit être au-dessus de 50% de charges de personnels</w:t>
+      </w:r>
+    </w:p>
+    <w:p/>
+    <w:p>
+      <w:r>
+        <w:t>Les emprunts augmentent les charges financières augmentent</w:t>
+      </w:r>
+    </w:p>
+    <w:p>
+      <w:r>
+        <w:t>Les charges financières pèsent trop</w:t>
+      </w:r>
+    </w:p>
+    <w:p/>
+    <w:p>
+      <w:r>
+        <w:t>Les dividendes peuvent être payés</w:t>
+      </w:r>
+    </w:p>
+    <w:p>
+      <w:r>
+        <w:t>Pas de dividendes en 2020 car le RNC de l’année 2019 est négatif</w:t>
+      </w:r>
+    </w:p>
+    <w:p>
+      <w:r>
+        <w:t>L’argent restant permettre d’auto financer les investissements futur ou remplacer les emprunts</w:t>
+      </w:r>
+    </w:p>
+    <w:p/>
+    <w:p>
+      <w:r>
+        <w:t>Ce qui reste en 2019 ne suffit pas de rembourser les emprunts futur ou investir</w:t>
+      </w:r>
+    </w:p>
+    <w:p/>
     <w:sectPr>
       <w:pgSz w:w="11906" w:h="16838"/>
       <w:pgMar w:top="1417" w:right="1417" w:bottom="1417" w:left="1417" w:header="708" w:footer="708" w:gutter="0"/>

--- a/S8/Analyse Financière/CM.docx
+++ b/S8/Analyse Financière/CM.docx
@@ -83,15 +83,7 @@
     </w:p>
     <w:p>
       <w:r>
-        <w:t xml:space="preserve">Exigible = l’entreprise </w:t>
-      </w:r>
-      <w:proofErr w:type="spellStart"/>
-      <w:r>
-        <w:t>à</w:t>
-      </w:r>
-      <w:proofErr w:type="spellEnd"/>
-      <w:r>
-        <w:t xml:space="preserve"> épuisé tous les délais possibles</w:t>
+        <w:t>Exigible = l’entreprise à épuisé tous les délais possibles</w:t>
       </w:r>
     </w:p>
     <w:p>
@@ -397,15 +389,7 @@
     </w:p>
     <w:p>
       <w:r>
-        <w:t xml:space="preserve">Un actif en moins est de l’épargne. Elle met de l’argent de </w:t>
-      </w:r>
-      <w:proofErr w:type="spellStart"/>
-      <w:r>
-        <w:t>coté</w:t>
-      </w:r>
-      <w:proofErr w:type="spellEnd"/>
-      <w:r>
-        <w:t xml:space="preserve"> pour remplacer un bien qui sera entièrement amorti.</w:t>
+        <w:t>Un actif en moins est de l’épargne. Elle met de l’argent de coté pour remplacer un bien qui sera entièrement amorti.</w:t>
       </w:r>
     </w:p>
     <w:p>
@@ -779,15 +763,7 @@
     </w:p>
     <w:p>
       <w:r>
-        <w:t xml:space="preserve">Un bilan n’a pas </w:t>
-      </w:r>
-      <w:proofErr w:type="spellStart"/>
-      <w:r>
-        <w:t>tout</w:t>
-      </w:r>
-      <w:proofErr w:type="spellEnd"/>
-      <w:r>
-        <w:t xml:space="preserve"> les élément qui permettent de répondre à la question de l’équilibre (certaines infos pas à la bonne place)</w:t>
+        <w:t>Un bilan n’a pas tout les élément qui permettent de répondre à la question de l’équilibre (certaines infos pas à la bonne place)</w:t>
       </w:r>
     </w:p>
     <w:p>
@@ -1449,15 +1425,7 @@
     </w:p>
     <w:p>
       <w:r>
-        <w:t xml:space="preserve">Si le BFR est positif l’entreprise </w:t>
-      </w:r>
-      <w:proofErr w:type="spellStart"/>
-      <w:r>
-        <w:t>à</w:t>
-      </w:r>
-      <w:proofErr w:type="spellEnd"/>
-      <w:r>
-        <w:t xml:space="preserve"> besoin d’argent pour financer son cycle d’exploitation</w:t>
+        <w:t>Si le BFR est positif l’entreprise à besoin d’argent pour financer son cycle d’exploitation</w:t>
       </w:r>
     </w:p>
     <w:p>
@@ -2236,6 +2204,9 @@
     </w:p>
     <w:p>
       <w:r>
+        <w:rPr>
+          <w:noProof/>
+        </w:rPr>
         <w:drawing>
           <wp:inline distT="0" distB="0" distL="0" distR="0" wp14:anchorId="129F6232" wp14:editId="224A8ABA">
             <wp:extent cx="4067175" cy="1748455"/>
@@ -2429,6 +2400,9 @@
     <w:p/>
     <w:p>
       <w:r>
+        <w:rPr>
+          <w:noProof/>
+        </w:rPr>
         <w:drawing>
           <wp:inline distT="0" distB="0" distL="0" distR="0" wp14:anchorId="38AE7CCC" wp14:editId="2526AA8A">
             <wp:extent cx="5694251" cy="2447925"/>
@@ -2761,44 +2735,54 @@
       </w:r>
     </w:p>
     <w:p>
-      <w:proofErr w:type="spellStart"/>
-      <w:r>
-        <w:t>Res</w:t>
-      </w:r>
-      <w:proofErr w:type="spellEnd"/>
-      <w:r>
-        <w:t xml:space="preserve"> de l’exercice + dotations – reprises + valeur comptable – produits de cession – </w:t>
+      <w:r>
+        <w:t xml:space="preserve">Res de l’exercice + dotations – reprises + valeur comptable – produits de cession – </w:t>
       </w:r>
       <w:r>
         <w:t>subvention d’investissement virée au CR</w:t>
       </w:r>
     </w:p>
     <w:p>
-      <w:r>
+      <w:pPr>
+        <w:rPr>
+          <w:lang w:val="en-US"/>
+        </w:rPr>
+      </w:pPr>
+      <w:r>
+        <w:rPr>
+          <w:lang w:val="en-US"/>
+        </w:rPr>
         <w:t>= Cash-flow</w:t>
       </w:r>
       <w:r>
+        <w:rPr>
+          <w:lang w:val="en-US"/>
+        </w:rPr>
         <w:t xml:space="preserve"> (capacité d’autofinancement [</w:t>
       </w:r>
       <w:r>
+        <w:rPr>
+          <w:lang w:val="en-US"/>
+        </w:rPr>
         <w:t>C</w:t>
       </w:r>
       <w:r>
+        <w:rPr>
+          <w:lang w:val="en-US"/>
+        </w:rPr>
         <w:t>AF])</w:t>
       </w:r>
     </w:p>
-    <w:p/>
-    <w:p>
-      <w:r>
-        <w:t xml:space="preserve">On rajoute des charges (dotation) </w:t>
-      </w:r>
-      <w:proofErr w:type="gramStart"/>
-      <w:r>
-        <w:t>sauf que</w:t>
-      </w:r>
-      <w:proofErr w:type="gramEnd"/>
-      <w:r>
-        <w:t xml:space="preserve"> </w:t>
+    <w:p>
+      <w:pPr>
+        <w:rPr>
+          <w:lang w:val="en-US"/>
+        </w:rPr>
+      </w:pPr>
+    </w:p>
+    <w:p>
+      <w:r>
+        <w:t xml:space="preserve">On rajoute des charges (dotation) sauf que </w:t>
       </w:r>
       <w:r>
         <w:t xml:space="preserve">ce </w:t>
@@ -3045,13 +3029,8 @@
     <w:p/>
     <w:p>
       <w:r>
-        <w:t>Pas trop d’</w:t>
-      </w:r>
-      <w:proofErr w:type="spellStart"/>
-      <w:r>
-        <w:t>impots</w:t>
-      </w:r>
-      <w:proofErr w:type="spellEnd"/>
+        <w:t>Pas trop d’impots</w:t>
+      </w:r>
     </w:p>
     <w:p>
       <w:r>
@@ -3112,6 +3091,7 @@
         <w:t>Ce qui reste en 2019 ne suffit pas de rembourser les emprunts futur ou investir</w:t>
       </w:r>
     </w:p>
+    <w:p/>
     <w:p/>
     <w:sectPr>
       <w:pgSz w:w="11906" w:h="16838"/>
